--- a/products-storage/04-polnyy-komplekt-pto/01-30-bazovye-pakety/01-zakrytie-rabot/13-uvedomlenie-o-prosrochke-oplaty.docx
+++ b/products-storage/04-polnyy-komplekt-pto/01-30-bazovye-pakety/01-zakrytie-rabot/13-uvedomlenie-o-prosrochke-oplaty.docx
@@ -1546,7 +1546,7 @@
     <w:next w:val="Normal"/>
     <w:qFormat/>
     <w:rPr>
-      <w:color w:val="2E74B5"/>
+      <w:color w:val="34383B"/>
       <w:sz w:val="32"/>
       <w:szCs w:val="32"/>
     </w:rPr>
@@ -1557,7 +1557,7 @@
     <w:next w:val="Normal"/>
     <w:qFormat/>
     <w:rPr>
-      <w:color w:val="2E74B5"/>
+      <w:color w:val="34383B"/>
       <w:sz w:val="26"/>
       <w:szCs w:val="26"/>
     </w:rPr>
@@ -1568,7 +1568,7 @@
     <w:next w:val="Normal"/>
     <w:qFormat/>
     <w:rPr>
-      <w:color w:val="1F4D78"/>
+      <w:color w:val="34383B"/>
       <w:sz w:val="24"/>
       <w:szCs w:val="24"/>
     </w:rPr>
@@ -1581,7 +1581,7 @@
     <w:rPr>
       <w:i/>
       <w:iCs/>
-      <w:color w:val="2E74B5"/>
+      <w:color w:val="34383B"/>
     </w:rPr>
   </w:style>
   <w:style w:type="paragraph" w:styleId="Heading5">
@@ -1590,7 +1590,7 @@
     <w:next w:val="Normal"/>
     <w:qFormat/>
     <w:rPr>
-      <w:color w:val="2E74B5"/>
+      <w:color w:val="34383B"/>
     </w:rPr>
   </w:style>
   <w:style w:type="paragraph" w:styleId="Heading6">
@@ -1599,7 +1599,7 @@
     <w:next w:val="Normal"/>
     <w:qFormat/>
     <w:rPr>
-      <w:color w:val="1F4D78"/>
+      <w:color w:val="34383B"/>
     </w:rPr>
   </w:style>
   <w:style w:type="paragraph" w:styleId="Strong">
@@ -1623,7 +1623,7 @@
     <w:uiPriority w:val="99"/>
     <w:unhideWhenUsed/>
     <w:rPr>
-      <w:color w:val="0563C1"/>
+      <w:color w:val="34383B"/>
       <w:u w:val="single"/>
     </w:rPr>
   </w:style>

--- a/products-storage/04-polnyy-komplekt-pto/01-30-bazovye-pakety/01-zakrytie-rabot/13-uvedomlenie-o-prosrochke-oplaty.docx
+++ b/products-storage/04-polnyy-komplekt-pto/01-30-bazovye-pakety/01-zakrytie-rabot/13-uvedomlenie-o-prosrochke-oplaty.docx
@@ -99,7 +99,7 @@
                 <w:sz w:val="24"/>
                 <w:szCs w:val="24"/>
               </w:rPr>
-              <w:t xml:space="preserve">Типовая редакция сверена с текстом действующих норм 16.08.2026. Нормативная сверка — это сопоставление формулировок, сроков и порядка со статьями закона; юридической консультацией и вычиткой юристом она не является. Шаблон не заменяет консультацию по конкретной ситуации: выводы зависят от условий вашего договора, состава подписанных документов и обстоятельств спора, и приоритет всегда у договора. Если заказчик оспаривает объёмы или качество, заявляет зачёт, если акты подписаны неуполномоченным лицом или в картотеке арбитражных дел появилось дело о банкротстве должника — типовой текст создаёт ложную уверенность. В этих случаях обращайтесь к юристу до отправки.</w:t>
+              <w:t xml:space="preserve">Нормативная сверка сопоставляет формулировки, сроки и порядок со статьями закона; она не заменяет юридическую консультацию и проверку обстоятельств вашего спора. Шаблон не заменяет консультацию по конкретной ситуации: выводы зависят от условий вашего договора, состава подписанных документов и обстоятельств спора, и приоритет всегда у договора. Если заказчик оспаривает объёмы или качество, заявляет зачёт, если акты подписаны неуполномоченным лицом или в картотеке арбитражных дел появилось дело о банкротстве должника — типовой текст создаёт ложную уверенность. В этих случаях обращайтесь к юристу до отправки.</w:t>
             </w:r>
           </w:p>
           <w:p>
@@ -355,7 +355,7 @@
           <w:sz w:val="24"/>
           <w:szCs w:val="24"/>
         </w:rPr>
-        <w:t xml:space="preserve">Срок ожидания перед иском он не сокращает: по ч. 5 ст. 4 АПК РФ спор можно передать в суд по истечении установленного законом или договором срока со дня направления требования, и назначенный вами более короткий срок его не заменяет. Назначайте разумный рабочий срок и держите его: пауза дольше собственного назначенного срока учит заказчика, что ваши дедлайны ничего не значат.</w:t>
+        <w:t xml:space="preserve">Срок ожидания перед иском он не сокращает: по ч. 5 ст. 4 АПК РФ спор можно передать в суд после истечения применимого срока досудебного урегулирования. По общему правилу срок идёт со дня направления требования; иной срок и порядок проверяются по закону или договору. Проверьте основание, длительность, начало и окончание ожидания: назначенный вами более короткий срок исполнения требования его не заменяет. Назначайте разумный рабочий срок и держите его: пауза дольше собственного назначенного срока учит заказчика, что ваши дедлайны ничего не значат.</w:t>
       </w:r>
     </w:p>
     <w:p>
@@ -1089,7 +1089,28 @@
           <w:sz w:val="24"/>
           <w:szCs w:val="24"/>
         </w:rPr>
-        <w:t xml:space="preserve">В случае неисполнения настоящего требования в указанный срок мы будем вынуждены обратиться в арбитражный суд с требованием о взыскании задолженности, процентов и судебных расходов.</w:t>
+        <w:t xml:space="preserve">В случае неисполнения настоящего требования в указанный срок мы будем вынуждены обратиться в арбитражный суд с требованием о взыскании задолженности, процентов </w:t>
+      </w:r>
+      <w:r>
+        <w:rPr>
+          <w:rFonts w:ascii="Times New Roman" w:cs="Times New Roman" w:eastAsia="Times New Roman" w:hAnsi="Times New Roman"/>
+          <w:b w:val="false"/>
+          <w:bCs w:val="false"/>
+          <w:i/>
+          <w:iCs/>
+          <w:color w:val="595959"/>
+          <w:sz w:val="24"/>
+          <w:szCs w:val="24"/>
+        </w:rPr>
+        <w:t xml:space="preserve">[либо неустойки по п. {{ПУНКТ_ДОГОВОРА_О_НЕУСТОЙКЕ}} договора]</w:t>
+      </w:r>
+      <w:r>
+        <w:rPr>
+          <w:rFonts w:ascii="Times New Roman" w:cs="Times New Roman" w:eastAsia="Times New Roman" w:hAnsi="Times New Roman"/>
+          <w:sz w:val="24"/>
+          <w:szCs w:val="24"/>
+        </w:rPr>
+        <w:t xml:space="preserve"> и судебных расходов.</w:t>
       </w:r>
     </w:p>
     <w:p>
@@ -1145,13 +1166,9 @@
       </w:r>
     </w:p>
     <w:p>
-      <w:r>
-        <w:br w:type="page"/>
-      </w:r>
-    </w:p>
-    <w:p>
       <w:pPr>
         <w:pStyle w:val="Heading1"/>
+        <w:pageBreakBefore/>
         <w:spacing w:after="200" w:before="240"/>
       </w:pPr>
       <w:r>
@@ -1179,6 +1196,36 @@
           <w:sz w:val="26"/>
           <w:szCs w:val="26"/>
         </w:rPr>
+        <w:t xml:space="preserve">Проценты или договорная неустойка</w:t>
+      </w:r>
+    </w:p>
+    <w:p>
+      <w:pPr>
+        <w:spacing w:after="120" w:line="276"/>
+      </w:pPr>
+      <w:r>
+        <w:rPr>
+          <w:rFonts w:ascii="Times New Roman" w:cs="Times New Roman" w:eastAsia="Times New Roman" w:hAnsi="Times New Roman"/>
+          <w:sz w:val="24"/>
+          <w:szCs w:val="24"/>
+        </w:rPr>
+        <w:t xml:space="preserve">Выберите одно требование по условиям договора: проценты по ст. 395 ГК РФ либо договорную неустойку. В абзаце о начислении и в предупреждении об обращении в суд оставьте одну и ту же ветку; удалите текст другой ветки и пояснения в скобках. При выборе процентов замените слова «процентов (неустойки)» на «процентов»; при выборе неустойки — на «неустойки». При выборе неустойки проверьте дату начала и порядок её начисления по договору: они могут отличаться от расчёта процентов по ст. 395 ГК РФ. Одновременное взыскание по умолчанию не предполагается: правило п. 4 ст. 395 ГК РФ и условия договора нужно проверить до отправки.</w:t>
+      </w:r>
+    </w:p>
+    <w:p>
+      <w:pPr>
+        <w:pStyle w:val="Heading2"/>
+        <w:keepNext/>
+        <w:spacing w:after="120" w:before="260"/>
+      </w:pPr>
+      <w:r>
+        <w:rPr>
+          <w:rFonts w:ascii="Times New Roman" w:cs="Times New Roman" w:eastAsia="Times New Roman" w:hAnsi="Times New Roman"/>
+          <w:b/>
+          <w:bCs/>
+          <w:sz w:val="26"/>
+          <w:szCs w:val="26"/>
+        </w:rPr>
         <w:t xml:space="preserve">О тоне</w:t>
       </w:r>
     </w:p>
@@ -1192,7 +1239,7 @@
           <w:sz w:val="24"/>
           <w:szCs w:val="24"/>
         </w:rPr>
-        <w:t xml:space="preserve">Тон намеренно рабочий: задача — получить дату платежа, не сжигая отношения. Но требование при этом названо требованием и последствия указаны прямо — иначе документ пришлось бы потом доказывать как претензию. Мягкость здесь в формулировках, а не в содержании. Абзац о процентах оставьте: он лишает заказчика довода «мы не знали, что счёт идёт».</w:t>
+        <w:t xml:space="preserve">Тон намеренно рабочий: задача — получить дату платежа, не сжигая отношения. Но требование при этом названо требованием и последствия указаны прямо — иначе документ пришлось бы потом доказывать как претензию. Мягкость здесь в формулировках, а не в содержании. Абзац о выбранных процентах или неустойке оставьте: он лишает заказчика довода «мы не знали, что счёт идёт».</w:t>
       </w:r>
     </w:p>
     <w:p>
@@ -1301,7 +1348,7 @@
           <w:sz w:val="24"/>
           <w:szCs w:val="24"/>
         </w:rPr>
-        <w:t xml:space="preserve">Считать досудебный порядок исполненным этим письмом и готовить иск. Срок ожидания при этом считается со дня направления письма, а не со дня истечения назначенного вами срока, и подать иск можно только по истечении срока, установленного законом или договором, — назначенный вами срок его не заменяет.</w:t>
+        <w:t xml:space="preserve">Готовить иск на основе этого письма как досудебного требования. Подать иск можно только после истечения применимого срока досудебного урегулирования, установленного законом или договором. По общему правилу срок идёт со дня направления письма; иной срок и порядок проверяются по закону или договору. До подачи проверьте основание, длительность, начало и окончание ожидания. Истечение назначенного вами срока исполнения требования само по себе не подтверждает соблюдение досудебного порядка.</w:t>
       </w:r>
     </w:p>
     <w:p>
@@ -1327,10 +1374,6 @@
 </w:document>
 </file>
 
-<file path=word/comments.xml><?xml version="1.0" encoding="utf-8"?>
-<w:comments xmlns:cx="http://schemas.microsoft.com/office/drawing/2014/chartex" xmlns:cx1="http://schemas.microsoft.com/office/drawing/2015/9/8/chartex" xmlns:cx2="http://schemas.microsoft.com/office/drawing/2015/10/21/chartex" xmlns:cx3="http://schemas.microsoft.com/office/drawing/2016/5/9/chartex" xmlns:cx4="http://schemas.microsoft.com/office/drawing/2016/5/10/chartex" xmlns:cx5="http://schemas.microsoft.com/office/drawing/2016/5/11/chartex" xmlns:cx6="http://schemas.microsoft.com/office/drawing/2016/5/12/chartex" xmlns:cx7="http://schemas.microsoft.com/office/drawing/2016/5/13/chartex" xmlns:cx8="http://schemas.microsoft.com/office/drawing/2016/5/14/chartex" xmlns:mc="http://schemas.openxmlformats.org/markup-compatibility/2006" xmlns:aink="http://schemas.microsoft.com/office/drawing/2016/ink" xmlns:am3d="http://schemas.microsoft.com/office/drawing/2017/model3d" xmlns:o="urn:schemas-microsoft-com:office:office" xmlns:r="http://schemas.openxmlformats.org/officeDocument/2006/relationships" xmlns:m="http://schemas.openxmlformats.org/officeDocument/2006/math" xmlns:v="urn:schemas-microsoft-com:vml" xmlns:wp14="http://schemas.microsoft.com/office/word/2010/wordprocessingDrawing" xmlns:wp="http://schemas.openxmlformats.org/drawingml/2006/wordprocessingDrawing" xmlns:w10="urn:schemas-microsoft-com:office:word" xmlns:w="http://schemas.openxmlformats.org/wordprocessingml/2006/main" xmlns:w14="http://schemas.microsoft.com/office/word/2010/wordml" xmlns:w15="http://schemas.microsoft.com/office/word/2012/wordml" xmlns:w16cex="http://schemas.microsoft.com/office/word/2018/wordml/cex" xmlns:w16cid="http://schemas.microsoft.com/office/word/2016/wordml/cid" xmlns:w16="http://schemas.microsoft.com/office/word/2018/wordml" xmlns:w16sdtdh="http://schemas.microsoft.com/office/word/2020/wordml/sdtdatahash" xmlns:w16se="http://schemas.microsoft.com/office/word/2015/wordml/symex" xmlns:wpg="http://schemas.microsoft.com/office/word/2010/wordprocessingGroup" xmlns:wpi="http://schemas.microsoft.com/office/word/2010/wordprocessingInk" xmlns:wne="http://schemas.microsoft.com/office/word/2006/wordml" xmlns:wps="http://schemas.microsoft.com/office/word/2010/wordprocessingShape"/>
-</file>
-
 <file path=word/endnotes.xml><?xml version="1.0" encoding="utf-8"?>
 <w:endnotes xmlns:wpc="http://schemas.microsoft.com/office/word/2010/wordprocessingCanvas" xmlns:mc="http://schemas.openxmlformats.org/markup-compatibility/2006" xmlns:o="urn:schemas-microsoft-com:office:office" xmlns:r="http://schemas.openxmlformats.org/officeDocument/2006/relationships" xmlns:m="http://schemas.openxmlformats.org/officeDocument/2006/math" xmlns:v="urn:schemas-microsoft-com:vml" xmlns:wp14="http://schemas.microsoft.com/office/word/2010/wordprocessingDrawing" xmlns:wp="http://schemas.openxmlformats.org/drawingml/2006/wordprocessingDrawing" xmlns:w10="urn:schemas-microsoft-com:office:word" xmlns:w="http://schemas.openxmlformats.org/wordprocessingml/2006/main" xmlns:w14="http://schemas.microsoft.com/office/word/2010/wordml" xmlns:w15="http://schemas.microsoft.com/office/word/2012/wordml" xmlns:wpg="http://schemas.microsoft.com/office/word/2010/wordprocessingGroup" xmlns:wpi="http://schemas.microsoft.com/office/word/2010/wordprocessingInk" xmlns:wne="http://schemas.microsoft.com/office/word/2006/wordml" xmlns:wps="http://schemas.microsoft.com/office/word/2010/wordprocessingShape" mc:Ignorable="w14 w15 wp14">
   <w:endnote w:type="separator" w:id="-1">
@@ -1409,7 +1452,7 @@
 <w:numbering xmlns:wpc="http://schemas.microsoft.com/office/word/2010/wordprocessingCanvas" xmlns:mc="http://schemas.openxmlformats.org/markup-compatibility/2006" xmlns:o="urn:schemas-microsoft-com:office:office" xmlns:r="http://schemas.openxmlformats.org/officeDocument/2006/relationships" xmlns:m="http://schemas.openxmlformats.org/officeDocument/2006/math" xmlns:v="urn:schemas-microsoft-com:vml" xmlns:wp14="http://schemas.microsoft.com/office/word/2010/wordprocessingDrawing" xmlns:wp="http://schemas.openxmlformats.org/drawingml/2006/wordprocessingDrawing" xmlns:w10="urn:schemas-microsoft-com:office:word" xmlns:w="http://schemas.openxmlformats.org/wordprocessingml/2006/main" xmlns:w14="http://schemas.microsoft.com/office/word/2010/wordml" xmlns:w15="http://schemas.microsoft.com/office/word/2012/wordml" xmlns:wpg="http://schemas.microsoft.com/office/word/2010/wordprocessingGroup" xmlns:wpi="http://schemas.microsoft.com/office/word/2010/wordprocessingInk" xmlns:wne="http://schemas.microsoft.com/office/word/2006/wordml" xmlns:wps="http://schemas.microsoft.com/office/word/2010/wordprocessingShape" mc:Ignorable="w14 w15 wp14">
   <w:abstractNum w:abstractNumId="1" w15:restartNumberingAfterBreak="0">
     <w:multiLevelType w:val="hybridMultilevel"/>
-    <w:lvl w:ilvl="0" w15:tentative="1">
+    <w:lvl w:ilvl="0" w:tentative="1">
       <w:start w:val="1"/>
       <w:numFmt w:val="bullet"/>
       <w:lvlText w:val="●"/>
@@ -1418,7 +1461,7 @@
         <w:ind w:left="720" w:hanging="360"/>
       </w:pPr>
     </w:lvl>
-    <w:lvl w:ilvl="1" w15:tentative="1">
+    <w:lvl w:ilvl="1" w:tentative="1">
       <w:start w:val="1"/>
       <w:numFmt w:val="bullet"/>
       <w:lvlText w:val="○"/>
@@ -1427,7 +1470,7 @@
         <w:ind w:left="1440" w:hanging="360"/>
       </w:pPr>
     </w:lvl>
-    <w:lvl w:ilvl="2" w15:tentative="1">
+    <w:lvl w:ilvl="2" w:tentative="1">
       <w:start w:val="1"/>
       <w:numFmt w:val="bullet"/>
       <w:lvlText w:val="■"/>
@@ -1436,7 +1479,7 @@
         <w:ind w:left="2160" w:hanging="360"/>
       </w:pPr>
     </w:lvl>
-    <w:lvl w:ilvl="3" w15:tentative="1">
+    <w:lvl w:ilvl="3" w:tentative="1">
       <w:start w:val="1"/>
       <w:numFmt w:val="bullet"/>
       <w:lvlText w:val="●"/>
@@ -1445,7 +1488,7 @@
         <w:ind w:left="2880" w:hanging="360"/>
       </w:pPr>
     </w:lvl>
-    <w:lvl w:ilvl="4" w15:tentative="1">
+    <w:lvl w:ilvl="4" w:tentative="1">
       <w:start w:val="1"/>
       <w:numFmt w:val="bullet"/>
       <w:lvlText w:val="○"/>
@@ -1454,7 +1497,7 @@
         <w:ind w:left="3600" w:hanging="360"/>
       </w:pPr>
     </w:lvl>
-    <w:lvl w:ilvl="5" w15:tentative="1">
+    <w:lvl w:ilvl="5" w:tentative="1">
       <w:start w:val="1"/>
       <w:numFmt w:val="bullet"/>
       <w:lvlText w:val="■"/>
@@ -1463,7 +1506,7 @@
         <w:ind w:left="4320" w:hanging="360"/>
       </w:pPr>
     </w:lvl>
-    <w:lvl w:ilvl="6" w15:tentative="1">
+    <w:lvl w:ilvl="6" w:tentative="1">
       <w:start w:val="1"/>
       <w:numFmt w:val="bullet"/>
       <w:lvlText w:val="●"/>
@@ -1472,7 +1515,7 @@
         <w:ind w:left="5040" w:hanging="360"/>
       </w:pPr>
     </w:lvl>
-    <w:lvl w:ilvl="7" w15:tentative="1">
+    <w:lvl w:ilvl="7" w:tentative="1">
       <w:start w:val="1"/>
       <w:numFmt w:val="bullet"/>
       <w:lvlText w:val="●"/>
@@ -1481,7 +1524,7 @@
         <w:ind w:left="5760" w:hanging="360"/>
       </w:pPr>
     </w:lvl>
-    <w:lvl w:ilvl="8" w15:tentative="1">
+    <w:lvl w:ilvl="8" w:tentative="1">
       <w:start w:val="1"/>
       <w:numFmt w:val="bullet"/>
       <w:lvlText w:val="●"/>
@@ -1493,7 +1536,7 @@
   </w:abstractNum>
   <w:abstractNum w:abstractNumId="2" w15:restartNumberingAfterBreak="0">
     <w:multiLevelType w:val="hybridMultilevel"/>
-    <w:lvl w:ilvl="0" w15:tentative="1">
+    <w:lvl w:ilvl="0" w:tentative="1">
       <w:start w:val="1"/>
       <w:numFmt w:val="bullet"/>
       <w:lvlText w:val="—"/>
@@ -1530,6 +1573,25 @@
     </w:rPrDefault>
     <w:pPrDefault/>
   </w:docDefaults>
+  <w:style w:type="paragraph" w:styleId="Normal" w:default="1">
+    <w:name w:val="Normal"/>
+    <w:qFormat/>
+  </w:style>
+  <w:style w:type="table" w:styleId="TableNormal" w:default="true">
+    <w:name w:val="Normal Table"/>
+    <w:uiPriority w:val="99"/>
+    <w:semiHidden/>
+    <w:unhideWhenUsed/>
+    <w:tblPr>
+      <w:tblInd w:type="dxa" w:w="0"/>
+      <w:tblCellMar>
+        <w:top w:type="dxa" w:w="0"/>
+        <w:left w:type="dxa" w:w="108"/>
+        <w:bottom w:type="dxa" w:w="0"/>
+        <w:right w:type="dxa" w:w="108"/>
+      </w:tblCellMar>
+    </w:tblPr>
+  </w:style>
   <w:style w:type="paragraph" w:styleId="Title">
     <w:name w:val="Title"/>
     <w:basedOn w:val="Normal"/>
@@ -1702,4 +1764,294 @@
     </w:rPr>
   </w:style>
 </w:styles>
+</file>
+
+<file path=word/theme/theme1.xml><?xml version="1.0" encoding="utf-8"?>
+<a:theme xmlns:a="http://schemas.openxmlformats.org/drawingml/2006/main" name="Office Theme">
+  <a:themeElements>
+    <a:clrScheme name="Office">
+      <a:dk1>
+        <a:sysClr val="windowText" lastClr="000000"/>
+      </a:dk1>
+      <a:lt1>
+        <a:sysClr val="window" lastClr="FFFFFF"/>
+      </a:lt1>
+      <a:dk2>
+        <a:srgbClr val="44546A"/>
+      </a:dk2>
+      <a:lt2>
+        <a:srgbClr val="E7E6E6"/>
+      </a:lt2>
+      <a:accent1>
+        <a:srgbClr val="4472C4"/>
+      </a:accent1>
+      <a:accent2>
+        <a:srgbClr val="ED7D31"/>
+      </a:accent2>
+      <a:accent3>
+        <a:srgbClr val="A5A5A5"/>
+      </a:accent3>
+      <a:accent4>
+        <a:srgbClr val="FFC000"/>
+      </a:accent4>
+      <a:accent5>
+        <a:srgbClr val="5B9BD5"/>
+      </a:accent5>
+      <a:accent6>
+        <a:srgbClr val="70AD47"/>
+      </a:accent6>
+      <a:hlink>
+        <a:srgbClr val="0563C1"/>
+      </a:hlink>
+      <a:folHlink>
+        <a:srgbClr val="954F72"/>
+      </a:folHlink>
+    </a:clrScheme>
+    <a:fontScheme name="Office">
+      <a:majorFont>
+        <a:latin typeface="Calibri Light" panose="020F0302020204030204"/>
+        <a:ea typeface=""/>
+        <a:cs typeface=""/>
+        <a:font script="Jpan" typeface="游ゴシック Light"/>
+        <a:font script="Hang" typeface="맑은 고딕"/>
+        <a:font script="Hans" typeface="等线 Light"/>
+        <a:font script="Hant" typeface="新細明體"/>
+        <a:font script="Arab" typeface="Times New Roman"/>
+        <a:font script="Hebr" typeface="Times New Roman"/>
+        <a:font script="Thai" typeface="Angsana New"/>
+        <a:font script="Ethi" typeface="Nyala"/>
+        <a:font script="Beng" typeface="Vrinda"/>
+        <a:font script="Gujr" typeface="Shruti"/>
+        <a:font script="Khmr" typeface="MoolBoran"/>
+        <a:font script="Knda" typeface="Tunga"/>
+        <a:font script="Guru" typeface="Raavi"/>
+        <a:font script="Cans" typeface="Euphemia"/>
+        <a:font script="Cher" typeface="Plantagenet Cherokee"/>
+        <a:font script="Yiii" typeface="Microsoft Yi Baiti"/>
+        <a:font script="Tibt" typeface="Microsoft Himalaya"/>
+        <a:font script="Thaa" typeface="MV Boli"/>
+        <a:font script="Deva" typeface="Mangal"/>
+        <a:font script="Telu" typeface="Gautami"/>
+        <a:font script="Taml" typeface="Latha"/>
+        <a:font script="Syrc" typeface="Estrangelo Edessa"/>
+        <a:font script="Orya" typeface="Kalinga"/>
+        <a:font script="Mlym" typeface="Kartika"/>
+        <a:font script="Laoo" typeface="DokChampa"/>
+        <a:font script="Sinh" typeface="Iskoola Pota"/>
+        <a:font script="Mong" typeface="Mongolian Baiti"/>
+        <a:font script="Viet" typeface="Times New Roman"/>
+        <a:font script="Uigh" typeface="Microsoft Uighur"/>
+        <a:font script="Geor" typeface="Sylfaen"/>
+        <a:font script="Armn" typeface="Arial"/>
+        <a:font script="Bugi" typeface="Leelawadee UI"/>
+        <a:font script="Bopo" typeface="Microsoft JhengHei"/>
+        <a:font script="Java" typeface="Javanese Text"/>
+        <a:font script="Lisu" typeface="Segoe UI"/>
+        <a:font script="Mymr" typeface="Myanmar Text"/>
+        <a:font script="Nkoo" typeface="Ebrima"/>
+        <a:font script="Olck" typeface="Nirmala UI"/>
+        <a:font script="Osma" typeface="Ebrima"/>
+        <a:font script="Phag" typeface="Phagspa"/>
+        <a:font script="Syrn" typeface="Estrangelo Edessa"/>
+        <a:font script="Syrj" typeface="Estrangelo Edessa"/>
+        <a:font script="Syre" typeface="Estrangelo Edessa"/>
+        <a:font script="Sora" typeface="Nirmala UI"/>
+        <a:font script="Tale" typeface="Microsoft Tai Le"/>
+        <a:font script="Talu" typeface="Microsoft New Tai Lue"/>
+        <a:font script="Tfng" typeface="Ebrima"/>
+      </a:majorFont>
+      <a:minorFont>
+        <a:latin typeface="Calibri" panose="020F0502020204030204"/>
+        <a:ea typeface=""/>
+        <a:cs typeface=""/>
+        <a:font script="Jpan" typeface="游明朝"/>
+        <a:font script="Hang" typeface="맑은 고딕"/>
+        <a:font script="Hans" typeface="等线"/>
+        <a:font script="Hant" typeface="新細明體"/>
+        <a:font script="Arab" typeface="Arial"/>
+        <a:font script="Hebr" typeface="Arial"/>
+        <a:font script="Thai" typeface="Cordia New"/>
+        <a:font script="Ethi" typeface="Nyala"/>
+        <a:font script="Beng" typeface="Vrinda"/>
+        <a:font script="Gujr" typeface="Shruti"/>
+        <a:font script="Khmr" typeface="DaunPenh"/>
+        <a:font script="Knda" typeface="Tunga"/>
+        <a:font script="Guru" typeface="Raavi"/>
+        <a:font script="Cans" typeface="Euphemia"/>
+        <a:font script="Cher" typeface="Plantagenet Cherokee"/>
+        <a:font script="Yiii" typeface="Microsoft Yi Baiti"/>
+        <a:font script="Tibt" typeface="Microsoft Himalaya"/>
+        <a:font script="Thaa" typeface="MV Boli"/>
+        <a:font script="Deva" typeface="Mangal"/>
+        <a:font script="Telu" typeface="Gautami"/>
+        <a:font script="Taml" typeface="Latha"/>
+        <a:font script="Syrc" typeface="Estrangelo Edessa"/>
+        <a:font script="Orya" typeface="Kalinga"/>
+        <a:font script="Mlym" typeface="Kartika"/>
+        <a:font script="Laoo" typeface="DokChampa"/>
+        <a:font script="Sinh" typeface="Iskoola Pota"/>
+        <a:font script="Mong" typeface="Mongolian Baiti"/>
+        <a:font script="Viet" typeface="Arial"/>
+        <a:font script="Uigh" typeface="Microsoft Uighur"/>
+        <a:font script="Geor" typeface="Sylfaen"/>
+        <a:font script="Armn" typeface="Arial"/>
+        <a:font script="Bugi" typeface="Leelawadee UI"/>
+        <a:font script="Bopo" typeface="Microsoft JhengHei"/>
+        <a:font script="Java" typeface="Javanese Text"/>
+        <a:font script="Lisu" typeface="Segoe UI"/>
+        <a:font script="Mymr" typeface="Myanmar Text"/>
+        <a:font script="Nkoo" typeface="Ebrima"/>
+        <a:font script="Olck" typeface="Nirmala UI"/>
+        <a:font script="Osma" typeface="Ebrima"/>
+        <a:font script="Phag" typeface="Phagspa"/>
+        <a:font script="Syrn" typeface="Estrangelo Edessa"/>
+        <a:font script="Syrj" typeface="Estrangelo Edessa"/>
+        <a:font script="Syre" typeface="Estrangelo Edessa"/>
+        <a:font script="Sora" typeface="Nirmala UI"/>
+        <a:font script="Tale" typeface="Microsoft Tai Le"/>
+        <a:font script="Talu" typeface="Microsoft New Tai Lue"/>
+        <a:font script="Tfng" typeface="Ebrima"/>
+      </a:minorFont>
+    </a:fontScheme>
+    <a:fmtScheme name="Office">
+      <a:fillStyleLst>
+        <a:solidFill>
+          <a:schemeClr val="phClr"/>
+        </a:solidFill>
+        <a:gradFill rotWithShape="true">
+          <a:gsLst>
+            <a:gs pos="0">
+              <a:schemeClr val="phClr">
+                <a:lumMod val="110000"/>
+                <a:satMod val="105000"/>
+                <a:tint val="67000"/>
+              </a:schemeClr>
+            </a:gs>
+            <a:gs pos="50000">
+              <a:schemeClr val="phClr">
+                <a:lumMod val="105000"/>
+                <a:satMod val="103000"/>
+                <a:tint val="73000"/>
+              </a:schemeClr>
+            </a:gs>
+            <a:gs pos="100000">
+              <a:schemeClr val="phClr">
+                <a:lumMod val="105000"/>
+                <a:satMod val="109000"/>
+                <a:tint val="81000"/>
+              </a:schemeClr>
+            </a:gs>
+          </a:gsLst>
+          <a:lin ang="5400000" scaled="false"/>
+        </a:gradFill>
+        <a:gradFill rotWithShape="true">
+          <a:gsLst>
+            <a:gs pos="0">
+              <a:schemeClr val="phClr">
+                <a:satMod val="103000"/>
+                <a:lumMod val="102000"/>
+                <a:tint val="94000"/>
+              </a:schemeClr>
+            </a:gs>
+            <a:gs pos="50000">
+              <a:schemeClr val="phClr">
+                <a:satMod val="110000"/>
+                <a:lumMod val="100000"/>
+                <a:shade val="100000"/>
+              </a:schemeClr>
+            </a:gs>
+            <a:gs pos="100000">
+              <a:schemeClr val="phClr">
+                <a:lumMod val="99000"/>
+                <a:satMod val="120000"/>
+                <a:shade val="78000"/>
+              </a:schemeClr>
+            </a:gs>
+          </a:gsLst>
+          <a:lin ang="5400000" scaled="false"/>
+        </a:gradFill>
+      </a:fillStyleLst>
+      <a:lnStyleLst>
+        <a:ln w="6350" cap="flat" cmpd="sng" algn="ctr">
+          <a:solidFill>
+            <a:schemeClr val="phClr"/>
+          </a:solidFill>
+          <a:prstDash val="solid"/>
+          <a:miter lim="800000"/>
+        </a:ln>
+        <a:ln w="12700" cap="flat" cmpd="sng" algn="ctr">
+          <a:solidFill>
+            <a:schemeClr val="phClr"/>
+          </a:solidFill>
+          <a:prstDash val="solid"/>
+          <a:miter lim="800000"/>
+        </a:ln>
+        <a:ln w="19050" cap="flat" cmpd="sng" algn="ctr">
+          <a:solidFill>
+            <a:schemeClr val="phClr"/>
+          </a:solidFill>
+          <a:prstDash val="solid"/>
+          <a:miter lim="800000"/>
+        </a:ln>
+      </a:lnStyleLst>
+      <a:effectStyleLst>
+        <a:effectStyle>
+          <a:effectLst/>
+        </a:effectStyle>
+        <a:effectStyle>
+          <a:effectLst/>
+        </a:effectStyle>
+        <a:effectStyle>
+          <a:effectLst>
+            <a:outerShdw blurRad="57150" dist="19050" dir="5400000" algn="ctr" rotWithShape="false">
+              <a:srgbClr val="000000">
+                <a:alpha val="63000"/>
+              </a:srgbClr>
+            </a:outerShdw>
+          </a:effectLst>
+        </a:effectStyle>
+      </a:effectStyleLst>
+      <a:bgFillStyleLst>
+        <a:solidFill>
+          <a:schemeClr val="phClr"/>
+        </a:solidFill>
+        <a:solidFill>
+          <a:schemeClr val="phClr">
+            <a:tint val="95000"/>
+            <a:satMod val="170000"/>
+          </a:schemeClr>
+        </a:solidFill>
+        <a:gradFill rotWithShape="true">
+          <a:gsLst>
+            <a:gs pos="0">
+              <a:schemeClr val="phClr">
+                <a:tint val="93000"/>
+                <a:satMod val="150000"/>
+                <a:shade val="98000"/>
+                <a:lumMod val="102000"/>
+              </a:schemeClr>
+            </a:gs>
+            <a:gs pos="50000">
+              <a:schemeClr val="phClr">
+                <a:tint val="98000"/>
+                <a:satMod val="130000"/>
+                <a:shade val="90000"/>
+                <a:lumMod val="103000"/>
+              </a:schemeClr>
+            </a:gs>
+            <a:gs pos="100000">
+              <a:schemeClr val="phClr">
+                <a:shade val="63000"/>
+                <a:satMod val="120000"/>
+              </a:schemeClr>
+            </a:gs>
+          </a:gsLst>
+          <a:lin ang="5400000" scaled="false"/>
+        </a:gradFill>
+      </a:bgFillStyleLst>
+    </a:fmtScheme>
+  </a:themeElements>
+  <a:objectDefaults/>
+  <a:extraClrSchemeLst/>
+</a:theme>
 </file>
--- a/products-storage/04-polnyy-komplekt-pto/01-30-bazovye-pakety/01-zakrytie-rabot/13-uvedomlenie-o-prosrochke-oplaty.docx
+++ b/products-storage/04-polnyy-komplekt-pto/01-30-bazovye-pakety/01-zakrytie-rabot/13-uvedomlenie-o-prosrochke-oplaty.docx
@@ -1209,7 +1209,49 @@
           <w:sz w:val="24"/>
           <w:szCs w:val="24"/>
         </w:rPr>
-        <w:t xml:space="preserve">Выберите одно требование по условиям договора: проценты по ст. 395 ГК РФ либо договорную неустойку. В абзаце о начислении и в предупреждении об обращении в суд оставьте одну и ту же ветку; удалите текст другой ветки и пояснения в скобках. При выборе процентов замените слова «процентов (неустойки)» на «процентов»; при выборе неустойки — на «неустойки». При выборе неустойки проверьте дату начала и порядок её начисления по договору: они могут отличаться от расчёта процентов по ст. 395 ГК РФ. Одновременное взыскание по умолчанию не предполагается: правило п. 4 ст. 395 ГК РФ и условия договора нужно проверить до отправки.</w:t>
+        <w:t xml:space="preserve">Выберите одно требование по условиям договора: проценты по ст. 395 ГК РФ либо договорную неустойку. В абзаце о начислении и в предупреждении об обращении в суд оставьте одну и ту же ветку; удалите текст другой ветки и пояснения в скобках. При выборе процентов замените слова «процентов (неустойки)» на «процентов». При выборе неустойки абзац, начинающийся словами «Обращаем внимание, что с», замените целиком: «Обращаем внимание, что с </w:t>
+      </w:r>
+      <w:r>
+        <w:rPr>
+          <w:rFonts w:ascii="Times New Roman" w:cs="Times New Roman" w:eastAsia="Times New Roman" w:hAnsi="Times New Roman"/>
+          <w:b/>
+          <w:bCs/>
+          <w:i w:val="false"/>
+          <w:iCs w:val="false"/>
+          <w:color w:val="000000"/>
+          <w:sz w:val="24"/>
+          <w:szCs w:val="24"/>
+        </w:rPr>
+        <w:t xml:space="preserve">{{ДАТА_НАЧАЛА_ПРОСРОЧКИ}}</w:t>
+      </w:r>
+      <w:r>
+        <w:rPr>
+          <w:rFonts w:ascii="Times New Roman" w:cs="Times New Roman" w:eastAsia="Times New Roman" w:hAnsi="Times New Roman"/>
+          <w:sz w:val="24"/>
+          <w:szCs w:val="24"/>
+        </w:rPr>
+        <w:t xml:space="preserve"> на сумму задолженности начисляется неустойка по п. </w:t>
+      </w:r>
+      <w:r>
+        <w:rPr>
+          <w:rFonts w:ascii="Times New Roman" w:cs="Times New Roman" w:eastAsia="Times New Roman" w:hAnsi="Times New Roman"/>
+          <w:b/>
+          <w:bCs/>
+          <w:i w:val="false"/>
+          <w:iCs w:val="false"/>
+          <w:color w:val="000000"/>
+          <w:sz w:val="24"/>
+          <w:szCs w:val="24"/>
+        </w:rPr>
+        <w:t xml:space="preserve">{{ПУНКТ_ДОГОВОРА_О_НЕУСТОЙКЕ}}</w:t>
+      </w:r>
+      <w:r>
+        <w:rPr>
+          <w:rFonts w:ascii="Times New Roman" w:cs="Times New Roman" w:eastAsia="Times New Roman" w:hAnsi="Times New Roman"/>
+          <w:sz w:val="24"/>
+          <w:szCs w:val="24"/>
+        </w:rPr>
+        <w:t xml:space="preserve"> договора. Мы рассчитываем урегулировать вопрос в рабочем порядке. Настоящее письмо не является отказом от начисленной неустойки и её начисление не прекращает.» При выборе неустойки проверьте дату начала и порядок её начисления по договору: они могут отличаться от расчёта процентов по ст. 395 ГК РФ. Одновременное взыскание по умолчанию не предполагается: правило п. 4 ст. 395 ГК РФ и условия договора нужно проверить до отправки.</w:t>
       </w:r>
     </w:p>
     <w:p>

--- a/products-storage/04-polnyy-komplekt-pto/01-30-bazovye-pakety/01-zakrytie-rabot/13-uvedomlenie-o-prosrochke-oplaty.docx
+++ b/products-storage/04-polnyy-komplekt-pto/01-30-bazovye-pakety/01-zakrytie-rabot/13-uvedomlenie-o-prosrochke-oplaty.docx
@@ -34,95 +34,6 @@
         <w:t xml:space="preserve">Первое письмо о долге: рабочий тон, но по содержанию — досудебное требование. Шаблон и инструкция.</w:t>
       </w:r>
     </w:p>
-    <w:tbl>
-      <w:tblPr>
-        <w:tblW w:type="dxa" w:w="9360"/>
-        <w:tblBorders>
-          <w:top w:val="single" w:color="auto" w:sz="4"/>
-          <w:left w:val="single" w:color="auto" w:sz="4"/>
-          <w:bottom w:val="single" w:color="auto" w:sz="4"/>
-          <w:right w:val="single" w:color="auto" w:sz="4"/>
-          <w:insideH w:val="single" w:color="auto" w:sz="4"/>
-          <w:insideV w:val="single" w:color="auto" w:sz="4"/>
-        </w:tblBorders>
-      </w:tblPr>
-      <w:tblGrid>
-        <w:gridCol w:w="9360"/>
-      </w:tblGrid>
-      <w:tr>
-        <w:tc>
-          <w:tcPr>
-            <w:tcW w:type="dxa" w:w="9360"/>
-            <w:shd w:fill="F2F2F2" w:val="clear"/>
-            <w:tcMar>
-              <w:top w:type="dxa" w:w="160"/>
-              <w:left w:type="dxa" w:w="200"/>
-              <w:bottom w:type="dxa" w:w="160"/>
-              <w:right w:type="dxa" w:w="200"/>
-            </w:tcMar>
-          </w:tcPr>
-          <w:p>
-            <w:pPr>
-              <w:spacing w:after="100" w:line="276"/>
-            </w:pPr>
-            <w:r>
-              <w:rPr>
-                <w:rFonts w:ascii="Times New Roman" w:cs="Times New Roman" w:eastAsia="Times New Roman" w:hAnsi="Times New Roman"/>
-                <w:b/>
-                <w:bCs/>
-                <w:sz w:val="24"/>
-                <w:szCs w:val="24"/>
-              </w:rPr>
-              <w:t xml:space="preserve">Важно, прочитайте до использования</w:t>
-            </w:r>
-          </w:p>
-          <w:p>
-            <w:pPr>
-              <w:spacing w:after="100" w:line="276"/>
-            </w:pPr>
-            <w:r>
-              <w:rPr>
-                <w:rFonts w:ascii="Times New Roman" w:cs="Times New Roman" w:eastAsia="Times New Roman" w:hAnsi="Times New Roman"/>
-                <w:sz w:val="24"/>
-                <w:szCs w:val="24"/>
-              </w:rPr>
-              <w:t xml:space="preserve">Это типовой шаблон, а не юридическая консультация и не гарантия взыскания. Он рассчитан на типовую ситуацию: работы приняты, акты подписаны обеими сторонами без замечаний, встречных требований нет.</w:t>
-            </w:r>
-          </w:p>
-          <w:p>
-            <w:pPr>
-              <w:spacing w:after="100" w:line="276"/>
-            </w:pPr>
-            <w:r>
-              <w:rPr>
-                <w:rFonts w:ascii="Times New Roman" w:cs="Times New Roman" w:eastAsia="Times New Roman" w:hAnsi="Times New Roman"/>
-                <w:sz w:val="24"/>
-                <w:szCs w:val="24"/>
-              </w:rPr>
-              <w:t xml:space="preserve">Нормативная сверка сопоставляет формулировки, сроки и порядок со статьями закона; она не заменяет юридическую консультацию и проверку обстоятельств вашего спора. Шаблон не заменяет консультацию по конкретной ситуации: выводы зависят от условий вашего договора, состава подписанных документов и обстоятельств спора, и приоритет всегда у договора. Если заказчик оспаривает объёмы или качество, заявляет зачёт, если акты подписаны неуполномоченным лицом или в картотеке арбитражных дел появилось дело о банкротстве должника — типовой текст создаёт ложную уверенность. В этих случаях обращайтесь к юристу до отправки.</w:t>
-            </w:r>
-          </w:p>
-          <w:p>
-            <w:pPr>
-              <w:spacing w:after="0" w:line="276"/>
-            </w:pPr>
-            <w:r>
-              <w:rPr>
-                <w:rFonts w:ascii="Times New Roman" w:cs="Times New Roman" w:eastAsia="Times New Roman" w:hAnsi="Times New Roman"/>
-                <w:sz w:val="24"/>
-                <w:szCs w:val="24"/>
-              </w:rPr>
-              <w:t xml:space="preserve">Ставок, сроков и размеров пошлин числом в шаблоне нет намеренно: они меняются, а скачанный файл не обновляется. Каждое число вы берёте из названного источника на дату составления документа.</w:t>
-            </w:r>
-          </w:p>
-        </w:tc>
-      </w:tr>
-    </w:tbl>
-    <w:p>
-      <w:pPr>
-        <w:spacing w:after="120" w:line="276"/>
-      </w:pPr>
-    </w:p>
     <w:p>
       <w:pPr>
         <w:pStyle w:val="Heading2"/>
@@ -137,7 +48,7 @@
           <w:sz w:val="26"/>
           <w:szCs w:val="26"/>
         </w:rPr>
-        <w:t xml:space="preserve">Зачем этот документ</w:t>
+        <w:t xml:space="preserve">Результат применения</w:t>
       </w:r>
     </w:p>
     <w:p>
@@ -233,7 +144,7 @@
           <w:sz w:val="24"/>
           <w:szCs w:val="24"/>
         </w:rPr>
-        <w:t xml:space="preserve">Часть 5 ст. 4 АПК РФ говорит о претензии или ином требовании и формы обращения не устанавливает. Поэтому текст ниже намеренно собран как требование: в нём есть основание, сумма, срок исполнения и названные последствия неисполнения. Достаточно ли конкретного письма для соблюдения досудебного порядка, оценивает суд по его содержанию — гарантии здесь не даёт ни один шаблон, и чем полнее изложено требование, тем меньше повод для спора.</w:t>
+        <w:t xml:space="preserve">Часть 5 ст. 4 АПК РФ говорит о претензии или ином требовании и формы обращения не устанавливает. Поэтому текст ниже намеренно собран как требование: в нём есть основание, сумма, срок исполнения и названные последствия неисполнения. Достаточно ли конкретного письма для соблюдения досудебного порядка, оценивает суд по его содержанию — поэтому изложите основание, сумму и срок исполнения и сохраните доказательства отправки.</w:t>
       </w:r>
     </w:p>
     <w:p>
@@ -263,7 +174,7 @@
           <w:sz w:val="26"/>
           <w:szCs w:val="26"/>
         </w:rPr>
-        <w:t xml:space="preserve">Чего этот документ не делает</w:t>
+        <w:t xml:space="preserve">Что учесть при отправке</w:t>
       </w:r>
     </w:p>
     <w:p>
@@ -281,7 +192,7 @@
           <w:sz w:val="24"/>
           <w:szCs w:val="24"/>
         </w:rPr>
-        <w:t xml:space="preserve">Не отказывается от процентов. Право на проценты по ст. 395 ГК РФ возникает с начала просрочки независимо от мягкости формулировок; исключение — п. 4 ст. 395: если соглашением сторон (в договоре или отдельным соглашением) предусмотрена неустойка за неисполнение или ненадлежащее исполнение денежного обязательства, проценты по ст. 395 не подлежат взысканию, если иное не предусмотрено законом или договором.</w:t>
+        <w:t xml:space="preserve">Мягкий тон письма сохраняет возможность заявить проценты по ст. 395 ГК РФ с начала просрочки. При договорной неустойке за денежное обязательство проверьте применение п. 4 ст. 395 ГК РФ и условия договора.</w:t>
       </w:r>
     </w:p>
     <w:p>
@@ -299,7 +210,7 @@
           <w:sz w:val="24"/>
           <w:szCs w:val="24"/>
         </w:rPr>
-        <w:t xml:space="preserve">Не заменяет консультацию юриста в спорной ситуации: заказчик оспаривает акты, заявляет зачёт, есть признаки банкротства.</w:t>
+        <w:t xml:space="preserve">При оспаривании актов, зачёте или признаках банкротства согласуйте позицию и текст требования с юристом.</w:t>
       </w:r>
     </w:p>
     <w:p>
@@ -1268,7 +1179,7 @@
           <w:sz w:val="26"/>
           <w:szCs w:val="26"/>
         </w:rPr>
-        <w:t xml:space="preserve">О тоне</w:t>
+        <w:t xml:space="preserve">Отправка</w:t>
       </w:r>
     </w:p>
     <w:p>
@@ -1281,24 +1192,7 @@
           <w:sz w:val="24"/>
           <w:szCs w:val="24"/>
         </w:rPr>
-        <w:t xml:space="preserve">Тон намеренно рабочий: задача — получить дату платежа, не сжигая отношения. Но требование при этом названо требованием и последствия указаны прямо — иначе документ пришлось бы потом доказывать как претензию. Мягкость здесь в формулировках, а не в содержании. Абзац о выбранных процентах или неустойке оставьте: он лишает заказчика довода «мы не знали, что счёт идёт».</w:t>
-      </w:r>
-    </w:p>
-    <w:p>
-      <w:pPr>
-        <w:pStyle w:val="Heading2"/>
-        <w:keepNext/>
-        <w:spacing w:after="120" w:before="260"/>
-      </w:pPr>
-      <w:r>
-        <w:rPr>
-          <w:rFonts w:ascii="Times New Roman" w:cs="Times New Roman" w:eastAsia="Times New Roman" w:hAnsi="Times New Roman"/>
-          <w:b/>
-          <w:bCs/>
-          <w:sz w:val="26"/>
-          <w:szCs w:val="26"/>
-        </w:rPr>
-        <w:t xml:space="preserve">Отправка</w:t>
+        <w:t xml:space="preserve">Отправляйте так же, как претензию: почтой с описью вложения и уведомлением о вручении, дополнительно — каналом, которым стороны реально обмениваются документами (ЭДО или почта из договора). Опись здесь не «не помешает», а нужна: она доказывает, что направлено было именно это требование. Опись и трек-номер сохраните.</w:t>
       </w:r>
     </w:p>
     <w:p>
@@ -1311,20 +1205,7 @@
           <w:sz w:val="24"/>
           <w:szCs w:val="24"/>
         </w:rPr>
-        <w:t xml:space="preserve">Отправляйте так же, как претензию: почтой с описью вложения и уведомлением о вручении, дополнительно — каналом, которым стороны реально обмениваются документами (ЭДО или почта из договора). Опись здесь не «не помешает», а нужна: она доказывает, что направлено было именно это требование. Опись и трек-номер сохраните.</w:t>
-      </w:r>
-    </w:p>
-    <w:p>
-      <w:pPr>
-        <w:spacing w:after="120" w:line="276"/>
-      </w:pPr>
-      <w:r>
-        <w:rPr>
-          <w:rFonts w:ascii="Times New Roman" w:cs="Times New Roman" w:eastAsia="Times New Roman" w:hAnsi="Times New Roman"/>
-          <w:sz w:val="24"/>
-          <w:szCs w:val="24"/>
-        </w:rPr>
-        <w:t xml:space="preserve">В описи вложения указывайте наименование из шапки письма — «Требование (претензия) об оплате задолженности», а не «уведомление»: опись доказывает, что направлено было именно требование.</w:t>
+        <w:t xml:space="preserve">В описи укажите название из шапки: «Требование (претензия) об оплате задолженности».</w:t>
       </w:r>
     </w:p>
     <w:p>
@@ -1403,7 +1284,7 @@
           <w:sz w:val="24"/>
           <w:szCs w:val="24"/>
         </w:rPr>
-        <w:t xml:space="preserve">Порядок целиком — в файле «Алгоритм действий при задержке оплаты». Если сомневаетесь, какой ход ваш, берите первый: он дороже на неделю и дешевле, чем возвращение искового заявления или оставление иска без рассмотрения из-за спора о досудебном порядке.</w:t>
+        <w:t xml:space="preserve">Полный порядок и развилки приведены в файле «Алгоритм действий при задержке оплаты». При сомнении направьте развёрнутую претензию с расчётом и сохраните подтверждение её доставки.</w:t>
       </w:r>
     </w:p>
     <w:sectPr>
@@ -1416,6 +1297,10 @@
 </w:document>
 </file>
 
+<file path=word/comments.xml><?xml version="1.0" encoding="utf-8"?>
+<w:comments xmlns:cx="http://schemas.microsoft.com/office/drawing/2014/chartex" xmlns:cx1="http://schemas.microsoft.com/office/drawing/2015/9/8/chartex" xmlns:cx2="http://schemas.microsoft.com/office/drawing/2015/10/21/chartex" xmlns:cx3="http://schemas.microsoft.com/office/drawing/2016/5/9/chartex" xmlns:cx4="http://schemas.microsoft.com/office/drawing/2016/5/10/chartex" xmlns:cx5="http://schemas.microsoft.com/office/drawing/2016/5/11/chartex" xmlns:cx6="http://schemas.microsoft.com/office/drawing/2016/5/12/chartex" xmlns:cx7="http://schemas.microsoft.com/office/drawing/2016/5/13/chartex" xmlns:cx8="http://schemas.microsoft.com/office/drawing/2016/5/14/chartex" xmlns:mc="http://schemas.openxmlformats.org/markup-compatibility/2006" xmlns:aink="http://schemas.microsoft.com/office/drawing/2016/ink" xmlns:am3d="http://schemas.microsoft.com/office/drawing/2017/model3d" xmlns:o="urn:schemas-microsoft-com:office:office" xmlns:r="http://schemas.openxmlformats.org/officeDocument/2006/relationships" xmlns:m="http://schemas.openxmlformats.org/officeDocument/2006/math" xmlns:v="urn:schemas-microsoft-com:vml" xmlns:wp14="http://schemas.microsoft.com/office/word/2010/wordprocessingDrawing" xmlns:wp="http://schemas.openxmlformats.org/drawingml/2006/wordprocessingDrawing" xmlns:w10="urn:schemas-microsoft-com:office:word" xmlns:w="http://schemas.openxmlformats.org/wordprocessingml/2006/main" xmlns:w14="http://schemas.microsoft.com/office/word/2010/wordml" xmlns:w15="http://schemas.microsoft.com/office/word/2012/wordml" xmlns:w16cex="http://schemas.microsoft.com/office/word/2018/wordml/cex" xmlns:w16cid="http://schemas.microsoft.com/office/word/2016/wordml/cid" xmlns:w16="http://schemas.microsoft.com/office/word/2018/wordml" xmlns:w16sdtdh="http://schemas.microsoft.com/office/word/2020/wordml/sdtdatahash" xmlns:w16se="http://schemas.microsoft.com/office/word/2015/wordml/symex" xmlns:wpg="http://schemas.microsoft.com/office/word/2010/wordprocessingGroup" xmlns:wpi="http://schemas.microsoft.com/office/word/2010/wordprocessingInk" xmlns:wne="http://schemas.microsoft.com/office/word/2006/wordml" xmlns:wps="http://schemas.microsoft.com/office/word/2010/wordprocessingShape"/>
+</file>
+
 <file path=word/endnotes.xml><?xml version="1.0" encoding="utf-8"?>
 <w:endnotes xmlns:wpc="http://schemas.microsoft.com/office/word/2010/wordprocessingCanvas" xmlns:mc="http://schemas.openxmlformats.org/markup-compatibility/2006" xmlns:o="urn:schemas-microsoft-com:office:office" xmlns:r="http://schemas.openxmlformats.org/officeDocument/2006/relationships" xmlns:m="http://schemas.openxmlformats.org/officeDocument/2006/math" xmlns:v="urn:schemas-microsoft-com:vml" xmlns:wp14="http://schemas.microsoft.com/office/word/2010/wordprocessingDrawing" xmlns:wp="http://schemas.openxmlformats.org/drawingml/2006/wordprocessingDrawing" xmlns:w10="urn:schemas-microsoft-com:office:word" xmlns:w="http://schemas.openxmlformats.org/wordprocessingml/2006/main" xmlns:w14="http://schemas.microsoft.com/office/word/2010/wordml" xmlns:w15="http://schemas.microsoft.com/office/word/2012/wordml" xmlns:wpg="http://schemas.microsoft.com/office/word/2010/wordprocessingGroup" xmlns:wpi="http://schemas.microsoft.com/office/word/2010/wordprocessingInk" xmlns:wne="http://schemas.microsoft.com/office/word/2006/wordml" xmlns:wps="http://schemas.microsoft.com/office/word/2010/wordprocessingShape" mc:Ignorable="w14 w15 wp14">
   <w:endnote w:type="separator" w:id="-1">
@@ -1494,7 +1379,7 @@
 <w:numbering xmlns:wpc="http://schemas.microsoft.com/office/word/2010/wordprocessingCanvas" xmlns:mc="http://schemas.openxmlformats.org/markup-compatibility/2006" xmlns:o="urn:schemas-microsoft-com:office:office" xmlns:r="http://schemas.openxmlformats.org/officeDocument/2006/relationships" xmlns:m="http://schemas.openxmlformats.org/officeDocument/2006/math" xmlns:v="urn:schemas-microsoft-com:vml" xmlns:wp14="http://schemas.microsoft.com/office/word/2010/wordprocessingDrawing" xmlns:wp="http://schemas.openxmlformats.org/drawingml/2006/wordprocessingDrawing" xmlns:w10="urn:schemas-microsoft-com:office:word" xmlns:w="http://schemas.openxmlformats.org/wordprocessingml/2006/main" xmlns:w14="http://schemas.microsoft.com/office/word/2010/wordml" xmlns:w15="http://schemas.microsoft.com/office/word/2012/wordml" xmlns:wpg="http://schemas.microsoft.com/office/word/2010/wordprocessingGroup" xmlns:wpi="http://schemas.microsoft.com/office/word/2010/wordprocessingInk" xmlns:wne="http://schemas.microsoft.com/office/word/2006/wordml" xmlns:wps="http://schemas.microsoft.com/office/word/2010/wordprocessingShape" mc:Ignorable="w14 w15 wp14">
   <w:abstractNum w:abstractNumId="1" w15:restartNumberingAfterBreak="0">
     <w:multiLevelType w:val="hybridMultilevel"/>
-    <w:lvl w:ilvl="0" w:tentative="1">
+    <w:lvl w:ilvl="0" w15:tentative="1">
       <w:start w:val="1"/>
       <w:numFmt w:val="bullet"/>
       <w:lvlText w:val="●"/>
@@ -1503,7 +1388,7 @@
         <w:ind w:left="720" w:hanging="360"/>
       </w:pPr>
     </w:lvl>
-    <w:lvl w:ilvl="1" w:tentative="1">
+    <w:lvl w:ilvl="1" w15:tentative="1">
       <w:start w:val="1"/>
       <w:numFmt w:val="bullet"/>
       <w:lvlText w:val="○"/>
@@ -1512,7 +1397,7 @@
         <w:ind w:left="1440" w:hanging="360"/>
       </w:pPr>
     </w:lvl>
-    <w:lvl w:ilvl="2" w:tentative="1">
+    <w:lvl w:ilvl="2" w15:tentative="1">
       <w:start w:val="1"/>
       <w:numFmt w:val="bullet"/>
       <w:lvlText w:val="■"/>
@@ -1521,7 +1406,7 @@
         <w:ind w:left="2160" w:hanging="360"/>
       </w:pPr>
     </w:lvl>
-    <w:lvl w:ilvl="3" w:tentative="1">
+    <w:lvl w:ilvl="3" w15:tentative="1">
       <w:start w:val="1"/>
       <w:numFmt w:val="bullet"/>
       <w:lvlText w:val="●"/>
@@ -1530,7 +1415,7 @@
         <w:ind w:left="2880" w:hanging="360"/>
       </w:pPr>
     </w:lvl>
-    <w:lvl w:ilvl="4" w:tentative="1">
+    <w:lvl w:ilvl="4" w15:tentative="1">
       <w:start w:val="1"/>
       <w:numFmt w:val="bullet"/>
       <w:lvlText w:val="○"/>
@@ -1539,7 +1424,7 @@
         <w:ind w:left="3600" w:hanging="360"/>
       </w:pPr>
     </w:lvl>
-    <w:lvl w:ilvl="5" w:tentative="1">
+    <w:lvl w:ilvl="5" w15:tentative="1">
       <w:start w:val="1"/>
       <w:numFmt w:val="bullet"/>
       <w:lvlText w:val="■"/>
@@ -1548,7 +1433,7 @@
         <w:ind w:left="4320" w:hanging="360"/>
       </w:pPr>
     </w:lvl>
-    <w:lvl w:ilvl="6" w:tentative="1">
+    <w:lvl w:ilvl="6" w15:tentative="1">
       <w:start w:val="1"/>
       <w:numFmt w:val="bullet"/>
       <w:lvlText w:val="●"/>
@@ -1557,7 +1442,7 @@
         <w:ind w:left="5040" w:hanging="360"/>
       </w:pPr>
     </w:lvl>
-    <w:lvl w:ilvl="7" w:tentative="1">
+    <w:lvl w:ilvl="7" w15:tentative="1">
       <w:start w:val="1"/>
       <w:numFmt w:val="bullet"/>
       <w:lvlText w:val="●"/>
@@ -1566,7 +1451,7 @@
         <w:ind w:left="5760" w:hanging="360"/>
       </w:pPr>
     </w:lvl>
-    <w:lvl w:ilvl="8" w:tentative="1">
+    <w:lvl w:ilvl="8" w15:tentative="1">
       <w:start w:val="1"/>
       <w:numFmt w:val="bullet"/>
       <w:lvlText w:val="●"/>
@@ -1578,7 +1463,7 @@
   </w:abstractNum>
   <w:abstractNum w:abstractNumId="2" w15:restartNumberingAfterBreak="0">
     <w:multiLevelType w:val="hybridMultilevel"/>
-    <w:lvl w:ilvl="0" w:tentative="1">
+    <w:lvl w:ilvl="0" w15:tentative="1">
       <w:start w:val="1"/>
       <w:numFmt w:val="bullet"/>
       <w:lvlText w:val="—"/>
@@ -1615,25 +1500,6 @@
     </w:rPrDefault>
     <w:pPrDefault/>
   </w:docDefaults>
-  <w:style w:type="paragraph" w:styleId="Normal" w:default="1">
-    <w:name w:val="Normal"/>
-    <w:qFormat/>
-  </w:style>
-  <w:style w:type="table" w:styleId="TableNormal" w:default="true">
-    <w:name w:val="Normal Table"/>
-    <w:uiPriority w:val="99"/>
-    <w:semiHidden/>
-    <w:unhideWhenUsed/>
-    <w:tblPr>
-      <w:tblInd w:type="dxa" w:w="0"/>
-      <w:tblCellMar>
-        <w:top w:type="dxa" w:w="0"/>
-        <w:left w:type="dxa" w:w="108"/>
-        <w:bottom w:type="dxa" w:w="0"/>
-        <w:right w:type="dxa" w:w="108"/>
-      </w:tblCellMar>
-    </w:tblPr>
-  </w:style>
   <w:style w:type="paragraph" w:styleId="Title">
     <w:name w:val="Title"/>
     <w:basedOn w:val="Normal"/>
@@ -1806,294 +1672,4 @@
     </w:rPr>
   </w:style>
 </w:styles>
-</file>
-
-<file path=word/theme/theme1.xml><?xml version="1.0" encoding="utf-8"?>
-<a:theme xmlns:a="http://schemas.openxmlformats.org/drawingml/2006/main" name="Office Theme">
-  <a:themeElements>
-    <a:clrScheme name="Office">
-      <a:dk1>
-        <a:sysClr val="windowText" lastClr="000000"/>
-      </a:dk1>
-      <a:lt1>
-        <a:sysClr val="window" lastClr="FFFFFF"/>
-      </a:lt1>
-      <a:dk2>
-        <a:srgbClr val="44546A"/>
-      </a:dk2>
-      <a:lt2>
-        <a:srgbClr val="E7E6E6"/>
-      </a:lt2>
-      <a:accent1>
-        <a:srgbClr val="4472C4"/>
-      </a:accent1>
-      <a:accent2>
-        <a:srgbClr val="ED7D31"/>
-      </a:accent2>
-      <a:accent3>
-        <a:srgbClr val="A5A5A5"/>
-      </a:accent3>
-      <a:accent4>
-        <a:srgbClr val="FFC000"/>
-      </a:accent4>
-      <a:accent5>
-        <a:srgbClr val="5B9BD5"/>
-      </a:accent5>
-      <a:accent6>
-        <a:srgbClr val="70AD47"/>
-      </a:accent6>
-      <a:hlink>
-        <a:srgbClr val="0563C1"/>
-      </a:hlink>
-      <a:folHlink>
-        <a:srgbClr val="954F72"/>
-      </a:folHlink>
-    </a:clrScheme>
-    <a:fontScheme name="Office">
-      <a:majorFont>
-        <a:latin typeface="Calibri Light" panose="020F0302020204030204"/>
-        <a:ea typeface=""/>
-        <a:cs typeface=""/>
-        <a:font script="Jpan" typeface="游ゴシック Light"/>
-        <a:font script="Hang" typeface="맑은 고딕"/>
-        <a:font script="Hans" typeface="等线 Light"/>
-        <a:font script="Hant" typeface="新細明體"/>
-        <a:font script="Arab" typeface="Times New Roman"/>
-        <a:font script="Hebr" typeface="Times New Roman"/>
-        <a:font script="Thai" typeface="Angsana New"/>
-        <a:font script="Ethi" typeface="Nyala"/>
-        <a:font script="Beng" typeface="Vrinda"/>
-        <a:font script="Gujr" typeface="Shruti"/>
-        <a:font script="Khmr" typeface="MoolBoran"/>
-        <a:font script="Knda" typeface="Tunga"/>
-        <a:font script="Guru" typeface="Raavi"/>
-        <a:font script="Cans" typeface="Euphemia"/>
-        <a:font script="Cher" typeface="Plantagenet Cherokee"/>
-        <a:font script="Yiii" typeface="Microsoft Yi Baiti"/>
-        <a:font script="Tibt" typeface="Microsoft Himalaya"/>
-        <a:font script="Thaa" typeface="MV Boli"/>
-        <a:font script="Deva" typeface="Mangal"/>
-        <a:font script="Telu" typeface="Gautami"/>
-        <a:font script="Taml" typeface="Latha"/>
-        <a:font script="Syrc" typeface="Estrangelo Edessa"/>
-        <a:font script="Orya" typeface="Kalinga"/>
-        <a:font script="Mlym" typeface="Kartika"/>
-        <a:font script="Laoo" typeface="DokChampa"/>
-        <a:font script="Sinh" typeface="Iskoola Pota"/>
-        <a:font script="Mong" typeface="Mongolian Baiti"/>
-        <a:font script="Viet" typeface="Times New Roman"/>
-        <a:font script="Uigh" typeface="Microsoft Uighur"/>
-        <a:font script="Geor" typeface="Sylfaen"/>
-        <a:font script="Armn" typeface="Arial"/>
-        <a:font script="Bugi" typeface="Leelawadee UI"/>
-        <a:font script="Bopo" typeface="Microsoft JhengHei"/>
-        <a:font script="Java" typeface="Javanese Text"/>
-        <a:font script="Lisu" typeface="Segoe UI"/>
-        <a:font script="Mymr" typeface="Myanmar Text"/>
-        <a:font script="Nkoo" typeface="Ebrima"/>
-        <a:font script="Olck" typeface="Nirmala UI"/>
-        <a:font script="Osma" typeface="Ebrima"/>
-        <a:font script="Phag" typeface="Phagspa"/>
-        <a:font script="Syrn" typeface="Estrangelo Edessa"/>
-        <a:font script="Syrj" typeface="Estrangelo Edessa"/>
-        <a:font script="Syre" typeface="Estrangelo Edessa"/>
-        <a:font script="Sora" typeface="Nirmala UI"/>
-        <a:font script="Tale" typeface="Microsoft Tai Le"/>
-        <a:font script="Talu" typeface="Microsoft New Tai Lue"/>
-        <a:font script="Tfng" typeface="Ebrima"/>
-      </a:majorFont>
-      <a:minorFont>
-        <a:latin typeface="Calibri" panose="020F0502020204030204"/>
-        <a:ea typeface=""/>
-        <a:cs typeface=""/>
-        <a:font script="Jpan" typeface="游明朝"/>
-        <a:font script="Hang" typeface="맑은 고딕"/>
-        <a:font script="Hans" typeface="等线"/>
-        <a:font script="Hant" typeface="新細明體"/>
-        <a:font script="Arab" typeface="Arial"/>
-        <a:font script="Hebr" typeface="Arial"/>
-        <a:font script="Thai" typeface="Cordia New"/>
-        <a:font script="Ethi" typeface="Nyala"/>
-        <a:font script="Beng" typeface="Vrinda"/>
-        <a:font script="Gujr" typeface="Shruti"/>
-        <a:font script="Khmr" typeface="DaunPenh"/>
-        <a:font script="Knda" typeface="Tunga"/>
-        <a:font script="Guru" typeface="Raavi"/>
-        <a:font script="Cans" typeface="Euphemia"/>
-        <a:font script="Cher" typeface="Plantagenet Cherokee"/>
-        <a:font script="Yiii" typeface="Microsoft Yi Baiti"/>
-        <a:font script="Tibt" typeface="Microsoft Himalaya"/>
-        <a:font script="Thaa" typeface="MV Boli"/>
-        <a:font script="Deva" typeface="Mangal"/>
-        <a:font script="Telu" typeface="Gautami"/>
-        <a:font script="Taml" typeface="Latha"/>
-        <a:font script="Syrc" typeface="Estrangelo Edessa"/>
-        <a:font script="Orya" typeface="Kalinga"/>
-        <a:font script="Mlym" typeface="Kartika"/>
-        <a:font script="Laoo" typeface="DokChampa"/>
-        <a:font script="Sinh" typeface="Iskoola Pota"/>
-        <a:font script="Mong" typeface="Mongolian Baiti"/>
-        <a:font script="Viet" typeface="Arial"/>
-        <a:font script="Uigh" typeface="Microsoft Uighur"/>
-        <a:font script="Geor" typeface="Sylfaen"/>
-        <a:font script="Armn" typeface="Arial"/>
-        <a:font script="Bugi" typeface="Leelawadee UI"/>
-        <a:font script="Bopo" typeface="Microsoft JhengHei"/>
-        <a:font script="Java" typeface="Javanese Text"/>
-        <a:font script="Lisu" typeface="Segoe UI"/>
-        <a:font script="Mymr" typeface="Myanmar Text"/>
-        <a:font script="Nkoo" typeface="Ebrima"/>
-        <a:font script="Olck" typeface="Nirmala UI"/>
-        <a:font script="Osma" typeface="Ebrima"/>
-        <a:font script="Phag" typeface="Phagspa"/>
-        <a:font script="Syrn" typeface="Estrangelo Edessa"/>
-        <a:font script="Syrj" typeface="Estrangelo Edessa"/>
-        <a:font script="Syre" typeface="Estrangelo Edessa"/>
-        <a:font script="Sora" typeface="Nirmala UI"/>
-        <a:font script="Tale" typeface="Microsoft Tai Le"/>
-        <a:font script="Talu" typeface="Microsoft New Tai Lue"/>
-        <a:font script="Tfng" typeface="Ebrima"/>
-      </a:minorFont>
-    </a:fontScheme>
-    <a:fmtScheme name="Office">
-      <a:fillStyleLst>
-        <a:solidFill>
-          <a:schemeClr val="phClr"/>
-        </a:solidFill>
-        <a:gradFill rotWithShape="true">
-          <a:gsLst>
-            <a:gs pos="0">
-              <a:schemeClr val="phClr">
-                <a:lumMod val="110000"/>
-                <a:satMod val="105000"/>
-                <a:tint val="67000"/>
-              </a:schemeClr>
-            </a:gs>
-            <a:gs pos="50000">
-              <a:schemeClr val="phClr">
-                <a:lumMod val="105000"/>
-                <a:satMod val="103000"/>
-                <a:tint val="73000"/>
-              </a:schemeClr>
-            </a:gs>
-            <a:gs pos="100000">
-              <a:schemeClr val="phClr">
-                <a:lumMod val="105000"/>
-                <a:satMod val="109000"/>
-                <a:tint val="81000"/>
-              </a:schemeClr>
-            </a:gs>
-          </a:gsLst>
-          <a:lin ang="5400000" scaled="false"/>
-        </a:gradFill>
-        <a:gradFill rotWithShape="true">
-          <a:gsLst>
-            <a:gs pos="0">
-              <a:schemeClr val="phClr">
-                <a:satMod val="103000"/>
-                <a:lumMod val="102000"/>
-                <a:tint val="94000"/>
-              </a:schemeClr>
-            </a:gs>
-            <a:gs pos="50000">
-              <a:schemeClr val="phClr">
-                <a:satMod val="110000"/>
-                <a:lumMod val="100000"/>
-                <a:shade val="100000"/>
-              </a:schemeClr>
-            </a:gs>
-            <a:gs pos="100000">
-              <a:schemeClr val="phClr">
-                <a:lumMod val="99000"/>
-                <a:satMod val="120000"/>
-                <a:shade val="78000"/>
-              </a:schemeClr>
-            </a:gs>
-          </a:gsLst>
-          <a:lin ang="5400000" scaled="false"/>
-        </a:gradFill>
-      </a:fillStyleLst>
-      <a:lnStyleLst>
-        <a:ln w="6350" cap="flat" cmpd="sng" algn="ctr">
-          <a:solidFill>
-            <a:schemeClr val="phClr"/>
-          </a:solidFill>
-          <a:prstDash val="solid"/>
-          <a:miter lim="800000"/>
-        </a:ln>
-        <a:ln w="12700" cap="flat" cmpd="sng" algn="ctr">
-          <a:solidFill>
-            <a:schemeClr val="phClr"/>
-          </a:solidFill>
-          <a:prstDash val="solid"/>
-          <a:miter lim="800000"/>
-        </a:ln>
-        <a:ln w="19050" cap="flat" cmpd="sng" algn="ctr">
-          <a:solidFill>
-            <a:schemeClr val="phClr"/>
-          </a:solidFill>
-          <a:prstDash val="solid"/>
-          <a:miter lim="800000"/>
-        </a:ln>
-      </a:lnStyleLst>
-      <a:effectStyleLst>
-        <a:effectStyle>
-          <a:effectLst/>
-        </a:effectStyle>
-        <a:effectStyle>
-          <a:effectLst/>
-        </a:effectStyle>
-        <a:effectStyle>
-          <a:effectLst>
-            <a:outerShdw blurRad="57150" dist="19050" dir="5400000" algn="ctr" rotWithShape="false">
-              <a:srgbClr val="000000">
-                <a:alpha val="63000"/>
-              </a:srgbClr>
-            </a:outerShdw>
-          </a:effectLst>
-        </a:effectStyle>
-      </a:effectStyleLst>
-      <a:bgFillStyleLst>
-        <a:solidFill>
-          <a:schemeClr val="phClr"/>
-        </a:solidFill>
-        <a:solidFill>
-          <a:schemeClr val="phClr">
-            <a:tint val="95000"/>
-            <a:satMod val="170000"/>
-          </a:schemeClr>
-        </a:solidFill>
-        <a:gradFill rotWithShape="true">
-          <a:gsLst>
-            <a:gs pos="0">
-              <a:schemeClr val="phClr">
-                <a:tint val="93000"/>
-                <a:satMod val="150000"/>
-                <a:shade val="98000"/>
-                <a:lumMod val="102000"/>
-              </a:schemeClr>
-            </a:gs>
-            <a:gs pos="50000">
-              <a:schemeClr val="phClr">
-                <a:tint val="98000"/>
-                <a:satMod val="130000"/>
-                <a:shade val="90000"/>
-                <a:lumMod val="103000"/>
-              </a:schemeClr>
-            </a:gs>
-            <a:gs pos="100000">
-              <a:schemeClr val="phClr">
-                <a:shade val="63000"/>
-                <a:satMod val="120000"/>
-              </a:schemeClr>
-            </a:gs>
-          </a:gsLst>
-          <a:lin ang="5400000" scaled="false"/>
-        </a:gradFill>
-      </a:bgFillStyleLst>
-    </a:fmtScheme>
-  </a:themeElements>
-  <a:objectDefaults/>
-  <a:extraClrSchemeLst/>
-</a:theme>
 </file>
--- a/products-storage/04-polnyy-komplekt-pto/01-30-bazovye-pakety/01-zakrytie-rabot/13-uvedomlenie-o-prosrochke-oplaty.docx
+++ b/products-storage/04-polnyy-komplekt-pto/01-30-bazovye-pakety/01-zakrytie-rabot/13-uvedomlenie-o-prosrochke-oplaty.docx
@@ -31,7 +31,7 @@
           <w:sz w:val="24"/>
           <w:szCs w:val="24"/>
         </w:rPr>
-        <w:t xml:space="preserve">Первое письмо о долге: рабочий тон, но по содержанию — досудебное требование. Шаблон и инструкция.</w:t>
+        <w:t xml:space="preserve">Первое письмо о долге: рабочий тон, но по содержанию — досудебное требование. Форма письма и порядок заполнения.</w:t>
       </w:r>
     </w:p>
     <w:p>
@@ -210,7 +210,7 @@
           <w:sz w:val="24"/>
           <w:szCs w:val="24"/>
         </w:rPr>
-        <w:t xml:space="preserve">При оспаривании актов, зачёте или признаках банкротства согласуйте позицию и текст требования с юристом.</w:t>
+        <w:t xml:space="preserve">При оспаривании актов, зачёте или признаках банкротства сопоставьте переписку, договор и акты перед направлением требования.</w:t>
       </w:r>
     </w:p>
     <w:p>

--- a/products-storage/04-polnyy-komplekt-pto/01-30-bazovye-pakety/01-zakrytie-rabot/13-uvedomlenie-o-prosrochke-oplaty.docx
+++ b/products-storage/04-polnyy-komplekt-pto/01-30-bazovye-pakety/01-zakrytie-rabot/13-uvedomlenie-o-prosrochke-oplaty.docx
@@ -4,7 +4,8 @@
   <w:body>
     <w:p>
       <w:pPr>
-        <w:pStyle w:val="Heading1"/>
+        <w:pStyle w:val="Title"/>
+        <w:keepNext/>
         <w:spacing w:after="200" w:before="240"/>
       </w:pPr>
       <w:r>
@@ -12,7 +13,8 @@
           <w:rFonts w:ascii="Times New Roman" w:cs="Times New Roman" w:eastAsia="Times New Roman" w:hAnsi="Times New Roman"/>
           <w:b/>
           <w:bCs/>
-          <w:sz w:val="32"/>
+          <w:color w:val="000000"/>
+          <w:sz w:val="34"/>
           <w:szCs w:val="32"/>
         </w:rPr>
         <w:t xml:space="preserve">Уведомление о просрочке оплаты</w:t>
@@ -20,15 +22,15 @@
     </w:p>
     <w:p>
       <w:pPr>
-        <w:spacing w:after="120" w:line="276"/>
+        <w:spacing w:after="60" w:line="276"/>
       </w:pPr>
       <w:r>
         <w:rPr>
           <w:rFonts w:ascii="Times New Roman" w:cs="Times New Roman" w:eastAsia="Times New Roman" w:hAnsi="Times New Roman"/>
           <w:i/>
           <w:iCs/>
-          <w:color w:val="595959"/>
-          <w:sz w:val="24"/>
+          <w:color w:val="262F37"/>
+          <w:sz w:val="21"/>
           <w:szCs w:val="24"/>
         </w:rPr>
         <w:t xml:space="preserve">Первое письмо о долге: рабочий тон, но по содержанию — досудебное требование. Форма письма и порядок заполнения.</w:t>
@@ -38,14 +40,15 @@
       <w:pPr>
         <w:pStyle w:val="Heading2"/>
         <w:keepNext/>
-        <w:spacing w:after="120" w:before="260"/>
-      </w:pPr>
-      <w:r>
-        <w:rPr>
-          <w:rFonts w:ascii="Times New Roman" w:cs="Times New Roman" w:eastAsia="Times New Roman" w:hAnsi="Times New Roman"/>
-          <w:b/>
-          <w:bCs/>
-          <w:sz w:val="26"/>
+        <w:spacing w:after="80" w:before="160"/>
+      </w:pPr>
+      <w:r>
+        <w:rPr>
+          <w:rFonts w:ascii="Times New Roman" w:cs="Times New Roman" w:eastAsia="Times New Roman" w:hAnsi="Times New Roman"/>
+          <w:b/>
+          <w:bCs/>
+          <w:color w:val="8E6F32"/>
+          <w:sz w:val="24"/>
           <w:szCs w:val="26"/>
         </w:rPr>
         <w:t xml:space="preserve">Результат применения</w:t>
@@ -53,12 +56,13 @@
     </w:p>
     <w:p>
       <w:pPr>
-        <w:spacing w:after="120" w:line="276"/>
-      </w:pPr>
-      <w:r>
-        <w:rPr>
-          <w:rFonts w:ascii="Times New Roman" w:cs="Times New Roman" w:eastAsia="Times New Roman" w:hAnsi="Times New Roman"/>
-          <w:sz w:val="24"/>
+        <w:spacing w:after="60" w:line="276"/>
+      </w:pPr>
+      <w:r>
+        <w:rPr>
+          <w:rFonts w:ascii="Times New Roman" w:cs="Times New Roman" w:eastAsia="Times New Roman" w:hAnsi="Times New Roman"/>
+          <w:color w:val="262F37"/>
+          <w:sz w:val="21"/>
           <w:szCs w:val="24"/>
         </w:rPr>
         <w:t xml:space="preserve">Письменно зафиксировать факт просрочки и потребовать оплату, сохранив рабочий тон с заказчиком, у которого вы, возможно, ещё работаете. Тон здесь мягкий, содержание — нет: письмо составлено как требование, чтобы потом не пришлось доказывать, чем оно было.</w:t>
@@ -68,14 +72,15 @@
       <w:pPr>
         <w:pStyle w:val="Heading2"/>
         <w:keepNext/>
-        <w:spacing w:after="120" w:before="260"/>
-      </w:pPr>
-      <w:r>
-        <w:rPr>
-          <w:rFonts w:ascii="Times New Roman" w:cs="Times New Roman" w:eastAsia="Times New Roman" w:hAnsi="Times New Roman"/>
-          <w:b/>
-          <w:bCs/>
-          <w:sz w:val="26"/>
+        <w:spacing w:after="80" w:before="160"/>
+      </w:pPr>
+      <w:r>
+        <w:rPr>
+          <w:rFonts w:ascii="Times New Roman" w:cs="Times New Roman" w:eastAsia="Times New Roman" w:hAnsi="Times New Roman"/>
+          <w:b/>
+          <w:bCs/>
+          <w:color w:val="8E6F32"/>
+          <w:sz w:val="24"/>
           <w:szCs w:val="26"/>
         </w:rPr>
         <w:t xml:space="preserve">Когда применяется</w:t>
@@ -88,12 +93,13 @@
           <w:ilvl w:val="0"/>
           <w:numId w:val="2"/>
         </w:numPr>
-        <w:spacing w:after="80" w:line="276"/>
-      </w:pPr>
-      <w:r>
-        <w:rPr>
-          <w:rFonts w:ascii="Times New Roman" w:cs="Times New Roman" w:eastAsia="Times New Roman" w:hAnsi="Times New Roman"/>
-          <w:sz w:val="24"/>
+        <w:spacing w:after="60" w:line="276"/>
+      </w:pPr>
+      <w:r>
+        <w:rPr>
+          <w:rFonts w:ascii="Times New Roman" w:cs="Times New Roman" w:eastAsia="Times New Roman" w:hAnsi="Times New Roman"/>
+          <w:color w:val="262F37"/>
+          <w:sz w:val="21"/>
           <w:szCs w:val="24"/>
         </w:rPr>
         <w:t xml:space="preserve">Срок оплаты по договору истёк недавно, и есть основания полагать, что задержка техническая: казначейство, согласование, смена бухгалтера.</w:t>
@@ -106,12 +112,13 @@
           <w:ilvl w:val="0"/>
           <w:numId w:val="2"/>
         </w:numPr>
-        <w:spacing w:after="80" w:line="276"/>
-      </w:pPr>
-      <w:r>
-        <w:rPr>
-          <w:rFonts w:ascii="Times New Roman" w:cs="Times New Roman" w:eastAsia="Times New Roman" w:hAnsi="Times New Roman"/>
-          <w:sz w:val="24"/>
+        <w:spacing w:after="60" w:line="276"/>
+      </w:pPr>
+      <w:r>
+        <w:rPr>
+          <w:rFonts w:ascii="Times New Roman" w:cs="Times New Roman" w:eastAsia="Times New Roman" w:hAnsi="Times New Roman"/>
+          <w:color w:val="262F37"/>
+          <w:sz w:val="21"/>
           <w:szCs w:val="24"/>
         </w:rPr>
         <w:t xml:space="preserve">Отношения с заказчиком рабочие, и жёсткий тон преждевременен.</w:t>
@@ -121,14 +128,15 @@
       <w:pPr>
         <w:pStyle w:val="Heading2"/>
         <w:keepNext/>
-        <w:spacing w:after="120" w:before="260"/>
-      </w:pPr>
-      <w:r>
-        <w:rPr>
-          <w:rFonts w:ascii="Times New Roman" w:cs="Times New Roman" w:eastAsia="Times New Roman" w:hAnsi="Times New Roman"/>
-          <w:b/>
-          <w:bCs/>
-          <w:sz w:val="26"/>
+        <w:spacing w:after="80" w:before="160"/>
+      </w:pPr>
+      <w:r>
+        <w:rPr>
+          <w:rFonts w:ascii="Times New Roman" w:cs="Times New Roman" w:eastAsia="Times New Roman" w:hAnsi="Times New Roman"/>
+          <w:b/>
+          <w:bCs/>
+          <w:color w:val="8E6F32"/>
+          <w:sz w:val="24"/>
           <w:szCs w:val="26"/>
         </w:rPr>
         <w:t xml:space="preserve">Как он соотносится с претензией</w:t>
@@ -136,12 +144,13 @@
     </w:p>
     <w:p>
       <w:pPr>
-        <w:spacing w:after="120" w:line="276"/>
-      </w:pPr>
-      <w:r>
-        <w:rPr>
-          <w:rFonts w:ascii="Times New Roman" w:cs="Times New Roman" w:eastAsia="Times New Roman" w:hAnsi="Times New Roman"/>
-          <w:sz w:val="24"/>
+        <w:spacing w:after="60" w:line="276"/>
+      </w:pPr>
+      <w:r>
+        <w:rPr>
+          <w:rFonts w:ascii="Times New Roman" w:cs="Times New Roman" w:eastAsia="Times New Roman" w:hAnsi="Times New Roman"/>
+          <w:color w:val="262F37"/>
+          <w:sz w:val="21"/>
           <w:szCs w:val="24"/>
         </w:rPr>
         <w:t xml:space="preserve">Часть 5 ст. 4 АПК РФ говорит о претензии или ином требовании и формы обращения не устанавливает. Поэтому текст ниже намеренно собран как требование: в нём есть основание, сумма, срок исполнения и названные последствия неисполнения. Достаточно ли конкретного письма для соблюдения досудебного порядка, оценивает суд по его содержанию — поэтому изложите основание, сумму и срок исполнения и сохраните доказательства отправки.</w:t>
@@ -149,12 +158,13 @@
     </w:p>
     <w:p>
       <w:pPr>
-        <w:spacing w:after="120" w:line="276"/>
-      </w:pPr>
-      <w:r>
-        <w:rPr>
-          <w:rFonts w:ascii="Times New Roman" w:cs="Times New Roman" w:eastAsia="Times New Roman" w:hAnsi="Times New Roman"/>
-          <w:sz w:val="24"/>
+        <w:spacing w:after="60" w:line="276"/>
+      </w:pPr>
+      <w:r>
+        <w:rPr>
+          <w:rFonts w:ascii="Times New Roman" w:cs="Times New Roman" w:eastAsia="Times New Roman" w:hAnsi="Times New Roman"/>
+          <w:color w:val="262F37"/>
+          <w:sz w:val="21"/>
           <w:szCs w:val="24"/>
         </w:rPr>
         <w:t xml:space="preserve">Тон при этом остаётся рабочим — в этом и смысл шага. Если просрочка длительная или заказчик уклоняется от контакта, шаг пропускается и сразу направляется развёрнутая претензия из этого же комплекта: там подробнее изложено основание и приложен расчёт процентов.</w:t>
@@ -164,14 +174,15 @@
       <w:pPr>
         <w:pStyle w:val="Heading2"/>
         <w:keepNext/>
-        <w:spacing w:after="120" w:before="260"/>
-      </w:pPr>
-      <w:r>
-        <w:rPr>
-          <w:rFonts w:ascii="Times New Roman" w:cs="Times New Roman" w:eastAsia="Times New Roman" w:hAnsi="Times New Roman"/>
-          <w:b/>
-          <w:bCs/>
-          <w:sz w:val="26"/>
+        <w:spacing w:after="80" w:before="160"/>
+      </w:pPr>
+      <w:r>
+        <w:rPr>
+          <w:rFonts w:ascii="Times New Roman" w:cs="Times New Roman" w:eastAsia="Times New Roman" w:hAnsi="Times New Roman"/>
+          <w:b/>
+          <w:bCs/>
+          <w:color w:val="8E6F32"/>
+          <w:sz w:val="24"/>
           <w:szCs w:val="26"/>
         </w:rPr>
         <w:t xml:space="preserve">Что учесть при отправке</w:t>
@@ -184,12 +195,13 @@
           <w:ilvl w:val="0"/>
           <w:numId w:val="2"/>
         </w:numPr>
-        <w:spacing w:after="80" w:line="276"/>
-      </w:pPr>
-      <w:r>
-        <w:rPr>
-          <w:rFonts w:ascii="Times New Roman" w:cs="Times New Roman" w:eastAsia="Times New Roman" w:hAnsi="Times New Roman"/>
-          <w:sz w:val="24"/>
+        <w:spacing w:after="60" w:line="276"/>
+      </w:pPr>
+      <w:r>
+        <w:rPr>
+          <w:rFonts w:ascii="Times New Roman" w:cs="Times New Roman" w:eastAsia="Times New Roman" w:hAnsi="Times New Roman"/>
+          <w:color w:val="262F37"/>
+          <w:sz w:val="21"/>
           <w:szCs w:val="24"/>
         </w:rPr>
         <w:t xml:space="preserve">Мягкий тон письма сохраняет возможность заявить проценты по ст. 395 ГК РФ с начала просрочки. При договорной неустойке за денежное обязательство проверьте применение п. 4 ст. 395 ГК РФ и условия договора.</w:t>
@@ -202,12 +214,13 @@
           <w:ilvl w:val="0"/>
           <w:numId w:val="2"/>
         </w:numPr>
-        <w:spacing w:after="80" w:line="276"/>
-      </w:pPr>
-      <w:r>
-        <w:rPr>
-          <w:rFonts w:ascii="Times New Roman" w:cs="Times New Roman" w:eastAsia="Times New Roman" w:hAnsi="Times New Roman"/>
-          <w:sz w:val="24"/>
+        <w:spacing w:after="60" w:line="276"/>
+      </w:pPr>
+      <w:r>
+        <w:rPr>
+          <w:rFonts w:ascii="Times New Roman" w:cs="Times New Roman" w:eastAsia="Times New Roman" w:hAnsi="Times New Roman"/>
+          <w:color w:val="262F37"/>
+          <w:sz w:val="21"/>
           <w:szCs w:val="24"/>
         </w:rPr>
         <w:t xml:space="preserve">При оспаривании актов, зачёте или признаках банкротства сопоставьте переписку, договор и акты перед направлением требования.</w:t>
@@ -217,14 +230,15 @@
       <w:pPr>
         <w:pStyle w:val="Heading2"/>
         <w:keepNext/>
-        <w:spacing w:after="120" w:before="260"/>
-      </w:pPr>
-      <w:r>
-        <w:rPr>
-          <w:rFonts w:ascii="Times New Roman" w:cs="Times New Roman" w:eastAsia="Times New Roman" w:hAnsi="Times New Roman"/>
-          <w:b/>
-          <w:bCs/>
-          <w:sz w:val="26"/>
+        <w:spacing w:after="80" w:before="160"/>
+      </w:pPr>
+      <w:r>
+        <w:rPr>
+          <w:rFonts w:ascii="Times New Roman" w:cs="Times New Roman" w:eastAsia="Times New Roman" w:hAnsi="Times New Roman"/>
+          <w:b/>
+          <w:bCs/>
+          <w:color w:val="8E6F32"/>
+          <w:sz w:val="24"/>
           <w:szCs w:val="26"/>
         </w:rPr>
         <w:t xml:space="preserve">О сроке</w:t>
@@ -232,59 +246,71 @@
     </w:p>
     <w:p>
       <w:pPr>
-        <w:spacing w:after="120" w:line="276"/>
-      </w:pPr>
-      <w:r>
-        <w:rPr>
-          <w:rFonts w:ascii="Times New Roman" w:cs="Times New Roman" w:eastAsia="Times New Roman" w:hAnsi="Times New Roman"/>
-          <w:b/>
-          <w:bCs/>
-          <w:i w:val="false"/>
-          <w:iCs w:val="false"/>
-          <w:color w:val="000000"/>
+        <w:spacing w:after="60" w:line="276"/>
+      </w:pPr>
+      <w:r>
+        <w:rPr>
+          <w:rFonts w:ascii="Times New Roman" w:cs="Times New Roman" w:eastAsia="Times New Roman" w:hAnsi="Times New Roman"/>
+          <w:b/>
+          <w:bCs/>
+          <w:i w:val="false"/>
+          <w:iCs w:val="false"/>
+          <w:color w:val="262F37"/>
+          <w:sz w:val="21"/>
+          <w:szCs w:val="24"/>
+        </w:rPr>
+        <w:t xml:space="preserve">{{СРОК_ИСПОЛНЕНИЯ_ТРЕБОВАНИЯ}}</w:t>
+      </w:r>
+      <w:r>
+        <w:rPr>
+          <w:rFonts w:ascii="Times New Roman" w:cs="Times New Roman" w:eastAsia="Times New Roman" w:hAnsi="Times New Roman"/>
+          <w:color w:val="262F37"/>
+          <w:sz w:val="21"/>
+          <w:szCs w:val="24"/>
+        </w:rPr>
+        <w:t xml:space="preserve"> назначаете вы сами, и в тексте письма он один на оба требования — объяснить причину задержки и заплатить. Поле названо сроком исполнения требования, а не сроком ответа, именно поэтому: письмо требует денег, а не переписки.</w:t>
+      </w:r>
+    </w:p>
+    <w:p>
+      <w:pPr>
+        <w:spacing w:after="60" w:line="276"/>
+      </w:pPr>
+      <w:r>
+        <w:rPr>
+          <w:rFonts w:ascii="Times New Roman" w:cs="Times New Roman" w:eastAsia="Times New Roman" w:hAnsi="Times New Roman"/>
+          <w:color w:val="262F37"/>
+          <w:sz w:val="21"/>
+          <w:szCs w:val="24"/>
+        </w:rPr>
+        <w:t xml:space="preserve">Срок ожидания перед иском он не сокращает: по ч. 5 ст. 4 АПК РФ спор можно передать в суд после истечения применимого срока досудебного урегулирования. По общему правилу срок идёт со дня направления требования; иной срок и порядок проверяются по закону или договору. Проверьте основание, длительность, начало и окончание ожидания: назначенный вами более короткий срок исполнения требования его не заменяет. Назначайте разумный рабочий срок и держите его: пауза дольше собственного назначенного срока учит заказчика, что ваши дедлайны ничего не значат.</w:t>
+      </w:r>
+    </w:p>
+    <w:p>
+      <w:pPr>
+        <w:spacing w:after="60"/>
+      </w:pPr>
+      <w:r>
+        <w:rPr>
+          <w:rFonts w:ascii="Times New Roman" w:hAnsi="Times New Roman"/>
+          <w:color w:val="262F37"/>
+          <w:sz w:val="21"/>
+        </w:rPr>
+        <w:br w:type="page"/>
+      </w:r>
+    </w:p>
+    <w:p>
+      <w:pPr>
+        <w:pStyle w:val="Heading1"/>
+        <w:keepNext/>
+        <w:spacing w:after="80" w:before="160"/>
+      </w:pPr>
+      <w:r>
+        <w:rPr>
+          <w:rFonts w:ascii="Times New Roman" w:cs="Times New Roman" w:eastAsia="Times New Roman" w:hAnsi="Times New Roman"/>
+          <w:b/>
+          <w:bCs/>
+          <w:color w:val="8E6F32"/>
           <w:sz w:val="24"/>
-          <w:szCs w:val="24"/>
-        </w:rPr>
-        <w:t xml:space="preserve">{{СРОК_ИСПОЛНЕНИЯ_ТРЕБОВАНИЯ}}</w:t>
-      </w:r>
-      <w:r>
-        <w:rPr>
-          <w:rFonts w:ascii="Times New Roman" w:cs="Times New Roman" w:eastAsia="Times New Roman" w:hAnsi="Times New Roman"/>
-          <w:sz w:val="24"/>
-          <w:szCs w:val="24"/>
-        </w:rPr>
-        <w:t xml:space="preserve"> назначаете вы сами, и в тексте письма он один на оба требования — объяснить причину задержки и заплатить. Поле названо сроком исполнения требования, а не сроком ответа, именно поэтому: письмо требует денег, а не переписки.</w:t>
-      </w:r>
-    </w:p>
-    <w:p>
-      <w:pPr>
-        <w:spacing w:after="120" w:line="276"/>
-      </w:pPr>
-      <w:r>
-        <w:rPr>
-          <w:rFonts w:ascii="Times New Roman" w:cs="Times New Roman" w:eastAsia="Times New Roman" w:hAnsi="Times New Roman"/>
-          <w:sz w:val="24"/>
-          <w:szCs w:val="24"/>
-        </w:rPr>
-        <w:t xml:space="preserve">Срок ожидания перед иском он не сокращает: по ч. 5 ст. 4 АПК РФ спор можно передать в суд после истечения применимого срока досудебного урегулирования. По общему правилу срок идёт со дня направления требования; иной срок и порядок проверяются по закону или договору. Проверьте основание, длительность, начало и окончание ожидания: назначенный вами более короткий срок исполнения требования его не заменяет. Назначайте разумный рабочий срок и держите его: пауза дольше собственного назначенного срока учит заказчика, что ваши дедлайны ничего не значат.</w:t>
-      </w:r>
-    </w:p>
-    <w:p>
-      <w:r>
-        <w:br w:type="page"/>
-      </w:r>
-    </w:p>
-    <w:p>
-      <w:pPr>
-        <w:pStyle w:val="Heading1"/>
-        <w:spacing w:after="200" w:before="240"/>
-      </w:pPr>
-      <w:r>
-        <w:rPr>
-          <w:rFonts w:ascii="Times New Roman" w:cs="Times New Roman" w:eastAsia="Times New Roman" w:hAnsi="Times New Roman"/>
-          <w:b/>
-          <w:bCs/>
-          <w:sz w:val="32"/>
           <w:szCs w:val="32"/>
         </w:rPr>
         <w:t xml:space="preserve">Текст требования (претензии)</w:t>
@@ -292,15 +318,15 @@
     </w:p>
     <w:p>
       <w:pPr>
-        <w:spacing w:after="120" w:line="276"/>
+        <w:spacing w:after="60" w:line="276"/>
       </w:pPr>
       <w:r>
         <w:rPr>
           <w:rFonts w:ascii="Times New Roman" w:cs="Times New Roman" w:eastAsia="Times New Roman" w:hAnsi="Times New Roman"/>
           <w:i/>
           <w:iCs/>
-          <w:color w:val="595959"/>
-          <w:sz w:val="24"/>
+          <w:color w:val="262F37"/>
+          <w:sz w:val="21"/>
           <w:szCs w:val="24"/>
         </w:rPr>
         <w:t xml:space="preserve">Заполните поля в двойных фигурных скобках, удалите пояснения в квадратных скобках и убедитесь поиском, что скобок «{{» в документе не осталось.</w:t>
@@ -311,17 +337,18 @@
         <w:pBdr>
           <w:bottom w:val="single" w:color="BFBFBF" w:sz="6" w:space="6"/>
         </w:pBdr>
-        <w:spacing w:after="200" w:before="120"/>
-      </w:pPr>
-    </w:p>
-    <w:p>
-      <w:pPr>
-        <w:spacing w:after="0" w:line="276"/>
-      </w:pPr>
-      <w:r>
-        <w:rPr>
-          <w:rFonts w:ascii="Times New Roman" w:cs="Times New Roman" w:eastAsia="Times New Roman" w:hAnsi="Times New Roman"/>
-          <w:sz w:val="24"/>
+        <w:spacing w:after="60" w:before="120"/>
+      </w:pPr>
+    </w:p>
+    <w:p>
+      <w:pPr>
+        <w:spacing w:after="60" w:line="276"/>
+      </w:pPr>
+      <w:r>
+        <w:rPr>
+          <w:rFonts w:ascii="Times New Roman" w:cs="Times New Roman" w:eastAsia="Times New Roman" w:hAnsi="Times New Roman"/>
+          <w:color w:val="262F37"/>
+          <w:sz w:val="21"/>
           <w:szCs w:val="24"/>
         </w:rPr>
         <w:t xml:space="preserve">Кому: </w:t>
@@ -333,8 +360,8 @@
           <w:bCs/>
           <w:i w:val="false"/>
           <w:iCs w:val="false"/>
-          <w:color w:val="000000"/>
-          <w:sz w:val="24"/>
+          <w:color w:val="262F37"/>
+          <w:sz w:val="21"/>
           <w:szCs w:val="24"/>
         </w:rPr>
         <w:t xml:space="preserve">{{НАИМЕНОВАНИЕ_ЗАКАЗЧИКА}}</w:t>
@@ -342,12 +369,13 @@
     </w:p>
     <w:p>
       <w:pPr>
-        <w:spacing w:after="140" w:line="276"/>
-      </w:pPr>
-      <w:r>
-        <w:rPr>
-          <w:rFonts w:ascii="Times New Roman" w:cs="Times New Roman" w:eastAsia="Times New Roman" w:hAnsi="Times New Roman"/>
-          <w:sz w:val="24"/>
+        <w:spacing w:after="60" w:line="276"/>
+      </w:pPr>
+      <w:r>
+        <w:rPr>
+          <w:rFonts w:ascii="Times New Roman" w:cs="Times New Roman" w:eastAsia="Times New Roman" w:hAnsi="Times New Roman"/>
+          <w:color w:val="262F37"/>
+          <w:sz w:val="21"/>
           <w:szCs w:val="24"/>
         </w:rPr>
         <w:t xml:space="preserve">Адрес: </w:t>
@@ -359,8 +387,8 @@
           <w:bCs/>
           <w:i w:val="false"/>
           <w:iCs w:val="false"/>
-          <w:color w:val="000000"/>
-          <w:sz w:val="24"/>
+          <w:color w:val="262F37"/>
+          <w:sz w:val="21"/>
           <w:szCs w:val="24"/>
         </w:rPr>
         <w:t xml:space="preserve">{{АДРЕС_ЗАКАЗЧИКА}}</w:t>
@@ -368,12 +396,13 @@
     </w:p>
     <w:p>
       <w:pPr>
-        <w:spacing w:after="0" w:line="276"/>
-      </w:pPr>
-      <w:r>
-        <w:rPr>
-          <w:rFonts w:ascii="Times New Roman" w:cs="Times New Roman" w:eastAsia="Times New Roman" w:hAnsi="Times New Roman"/>
-          <w:sz w:val="24"/>
+        <w:spacing w:after="60" w:line="276"/>
+      </w:pPr>
+      <w:r>
+        <w:rPr>
+          <w:rFonts w:ascii="Times New Roman" w:cs="Times New Roman" w:eastAsia="Times New Roman" w:hAnsi="Times New Roman"/>
+          <w:color w:val="262F37"/>
+          <w:sz w:val="21"/>
           <w:szCs w:val="24"/>
         </w:rPr>
         <w:t xml:space="preserve">От: </w:t>
@@ -385,8 +414,8 @@
           <w:bCs/>
           <w:i w:val="false"/>
           <w:iCs w:val="false"/>
-          <w:color w:val="000000"/>
-          <w:sz w:val="24"/>
+          <w:color w:val="262F37"/>
+          <w:sz w:val="21"/>
           <w:szCs w:val="24"/>
         </w:rPr>
         <w:t xml:space="preserve">{{НАИМЕНОВАНИЕ_ПОДРЯДЧИКА}}</w:t>
@@ -394,12 +423,13 @@
     </w:p>
     <w:p>
       <w:pPr>
-        <w:spacing w:after="140" w:line="276"/>
-      </w:pPr>
-      <w:r>
-        <w:rPr>
-          <w:rFonts w:ascii="Times New Roman" w:cs="Times New Roman" w:eastAsia="Times New Roman" w:hAnsi="Times New Roman"/>
-          <w:sz w:val="24"/>
+        <w:spacing w:after="60" w:line="276"/>
+      </w:pPr>
+      <w:r>
+        <w:rPr>
+          <w:rFonts w:ascii="Times New Roman" w:cs="Times New Roman" w:eastAsia="Times New Roman" w:hAnsi="Times New Roman"/>
+          <w:color w:val="262F37"/>
+          <w:sz w:val="21"/>
           <w:szCs w:val="24"/>
         </w:rPr>
         <w:t xml:space="preserve">Адрес: </w:t>
@@ -411,8 +441,8 @@
           <w:bCs/>
           <w:i w:val="false"/>
           <w:iCs w:val="false"/>
-          <w:color w:val="000000"/>
-          <w:sz w:val="24"/>
+          <w:color w:val="262F37"/>
+          <w:sz w:val="21"/>
           <w:szCs w:val="24"/>
         </w:rPr>
         <w:t xml:space="preserve">{{АДРЕС_ПОДРЯДЧИКА}}</w:t>
@@ -420,12 +450,13 @@
     </w:p>
     <w:p>
       <w:pPr>
-        <w:spacing w:after="300" w:line="276"/>
-      </w:pPr>
-      <w:r>
-        <w:rPr>
-          <w:rFonts w:ascii="Times New Roman" w:cs="Times New Roman" w:eastAsia="Times New Roman" w:hAnsi="Times New Roman"/>
-          <w:sz w:val="24"/>
+        <w:spacing w:after="60" w:line="276"/>
+      </w:pPr>
+      <w:r>
+        <w:rPr>
+          <w:rFonts w:ascii="Times New Roman" w:cs="Times New Roman" w:eastAsia="Times New Roman" w:hAnsi="Times New Roman"/>
+          <w:color w:val="262F37"/>
+          <w:sz w:val="21"/>
           <w:szCs w:val="24"/>
         </w:rPr>
         <w:t xml:space="preserve">Исх. № </w:t>
@@ -437,8 +468,8 @@
           <w:bCs/>
           <w:i w:val="false"/>
           <w:iCs w:val="false"/>
-          <w:color w:val="000000"/>
-          <w:sz w:val="24"/>
+          <w:color w:val="262F37"/>
+          <w:sz w:val="21"/>
           <w:szCs w:val="24"/>
         </w:rPr>
         <w:t xml:space="preserve">{{ИСХОДЯЩИЙ_НОМЕР}}</w:t>
@@ -446,7 +477,8 @@
       <w:r>
         <w:rPr>
           <w:rFonts w:ascii="Times New Roman" w:cs="Times New Roman" w:eastAsia="Times New Roman" w:hAnsi="Times New Roman"/>
-          <w:sz w:val="24"/>
+          <w:color w:val="262F37"/>
+          <w:sz w:val="21"/>
           <w:szCs w:val="24"/>
         </w:rPr>
         <w:t xml:space="preserve"> от </w:t>
@@ -458,8 +490,8 @@
           <w:bCs/>
           <w:i w:val="false"/>
           <w:iCs w:val="false"/>
-          <w:color w:val="000000"/>
-          <w:sz w:val="24"/>
+          <w:color w:val="262F37"/>
+          <w:sz w:val="21"/>
           <w:szCs w:val="24"/>
         </w:rPr>
         <w:t xml:space="preserve">{{ДАТА_ДОКУМЕНТА}}</w:t>
@@ -475,7 +507,8 @@
           <w:rFonts w:ascii="Times New Roman" w:cs="Times New Roman" w:eastAsia="Times New Roman" w:hAnsi="Times New Roman"/>
           <w:b/>
           <w:bCs/>
-          <w:sz w:val="24"/>
+          <w:color w:val="262F37"/>
+          <w:sz w:val="21"/>
           <w:szCs w:val="24"/>
         </w:rPr>
         <w:t xml:space="preserve">ТРЕБОВАНИЕ (ПРЕТЕНЗИЯ) об оплате задолженности</w:t>
@@ -483,13 +516,14 @@
     </w:p>
     <w:p>
       <w:pPr>
-        <w:spacing w:after="300" w:line="276"/>
+        <w:spacing w:after="60" w:line="276"/>
         <w:jc w:val="center"/>
       </w:pPr>
       <w:r>
         <w:rPr>
           <w:rFonts w:ascii="Times New Roman" w:cs="Times New Roman" w:eastAsia="Times New Roman" w:hAnsi="Times New Roman"/>
-          <w:sz w:val="24"/>
+          <w:color w:val="262F37"/>
+          <w:sz w:val="21"/>
           <w:szCs w:val="24"/>
         </w:rPr>
         <w:t xml:space="preserve">по договору № </w:t>
@@ -501,8 +535,8 @@
           <w:bCs/>
           <w:i w:val="false"/>
           <w:iCs w:val="false"/>
-          <w:color w:val="000000"/>
-          <w:sz w:val="24"/>
+          <w:color w:val="262F37"/>
+          <w:sz w:val="21"/>
           <w:szCs w:val="24"/>
         </w:rPr>
         <w:t xml:space="preserve">{{НОМЕР_ДОГОВОРА}}</w:t>
@@ -510,7 +544,8 @@
       <w:r>
         <w:rPr>
           <w:rFonts w:ascii="Times New Roman" w:cs="Times New Roman" w:eastAsia="Times New Roman" w:hAnsi="Times New Roman"/>
-          <w:sz w:val="24"/>
+          <w:color w:val="262F37"/>
+          <w:sz w:val="21"/>
           <w:szCs w:val="24"/>
         </w:rPr>
         <w:t xml:space="preserve"> от </w:t>
@@ -522,8 +557,8 @@
           <w:bCs/>
           <w:i w:val="false"/>
           <w:iCs w:val="false"/>
-          <w:color w:val="000000"/>
-          <w:sz w:val="24"/>
+          <w:color w:val="262F37"/>
+          <w:sz w:val="21"/>
           <w:szCs w:val="24"/>
         </w:rPr>
         <w:t xml:space="preserve">{{ДАТА_ДОГОВОРА}}</w:t>
@@ -531,12 +566,13 @@
     </w:p>
     <w:p>
       <w:pPr>
-        <w:spacing w:after="140" w:line="276"/>
-      </w:pPr>
-      <w:r>
-        <w:rPr>
-          <w:rFonts w:ascii="Times New Roman" w:cs="Times New Roman" w:eastAsia="Times New Roman" w:hAnsi="Times New Roman"/>
-          <w:sz w:val="24"/>
+        <w:spacing w:after="60" w:line="276"/>
+      </w:pPr>
+      <w:r>
+        <w:rPr>
+          <w:rFonts w:ascii="Times New Roman" w:cs="Times New Roman" w:eastAsia="Times New Roman" w:hAnsi="Times New Roman"/>
+          <w:color w:val="262F37"/>
+          <w:sz w:val="21"/>
           <w:szCs w:val="24"/>
         </w:rPr>
         <w:t xml:space="preserve">Уважаемые коллеги!</w:t>
@@ -544,12 +580,13 @@
     </w:p>
     <w:p>
       <w:pPr>
-        <w:spacing w:after="140" w:line="276"/>
-      </w:pPr>
-      <w:r>
-        <w:rPr>
-          <w:rFonts w:ascii="Times New Roman" w:cs="Times New Roman" w:eastAsia="Times New Roman" w:hAnsi="Times New Roman"/>
-          <w:sz w:val="24"/>
+        <w:spacing w:after="60" w:line="276"/>
+      </w:pPr>
+      <w:r>
+        <w:rPr>
+          <w:rFonts w:ascii="Times New Roman" w:cs="Times New Roman" w:eastAsia="Times New Roman" w:hAnsi="Times New Roman"/>
+          <w:color w:val="262F37"/>
+          <w:sz w:val="21"/>
           <w:szCs w:val="24"/>
         </w:rPr>
         <w:t xml:space="preserve">Напоминаем, что по договору № </w:t>
@@ -561,8 +598,8 @@
           <w:bCs/>
           <w:i w:val="false"/>
           <w:iCs w:val="false"/>
-          <w:color w:val="000000"/>
-          <w:sz w:val="24"/>
+          <w:color w:val="262F37"/>
+          <w:sz w:val="21"/>
           <w:szCs w:val="24"/>
         </w:rPr>
         <w:t xml:space="preserve">{{НОМЕР_ДОГОВОРА}}</w:t>
@@ -570,7 +607,8 @@
       <w:r>
         <w:rPr>
           <w:rFonts w:ascii="Times New Roman" w:cs="Times New Roman" w:eastAsia="Times New Roman" w:hAnsi="Times New Roman"/>
-          <w:sz w:val="24"/>
+          <w:color w:val="262F37"/>
+          <w:sz w:val="21"/>
           <w:szCs w:val="24"/>
         </w:rPr>
         <w:t xml:space="preserve"> от </w:t>
@@ -582,8 +620,8 @@
           <w:bCs/>
           <w:i w:val="false"/>
           <w:iCs w:val="false"/>
-          <w:color w:val="000000"/>
-          <w:sz w:val="24"/>
+          <w:color w:val="262F37"/>
+          <w:sz w:val="21"/>
           <w:szCs w:val="24"/>
         </w:rPr>
         <w:t xml:space="preserve">{{ДАТА_ДОГОВОРА}}</w:t>
@@ -591,7 +629,8 @@
       <w:r>
         <w:rPr>
           <w:rFonts w:ascii="Times New Roman" w:cs="Times New Roman" w:eastAsia="Times New Roman" w:hAnsi="Times New Roman"/>
-          <w:sz w:val="24"/>
+          <w:color w:val="262F37"/>
+          <w:sz w:val="21"/>
           <w:szCs w:val="24"/>
         </w:rPr>
         <w:t xml:space="preserve"> выполненные нами работы приняты по акту КС-2 № </w:t>
@@ -603,8 +642,8 @@
           <w:bCs/>
           <w:i w:val="false"/>
           <w:iCs w:val="false"/>
-          <w:color w:val="000000"/>
-          <w:sz w:val="24"/>
+          <w:color w:val="262F37"/>
+          <w:sz w:val="21"/>
           <w:szCs w:val="24"/>
         </w:rPr>
         <w:t xml:space="preserve">{{НОМЕР_КС2}}</w:t>
@@ -612,7 +651,8 @@
       <w:r>
         <w:rPr>
           <w:rFonts w:ascii="Times New Roman" w:cs="Times New Roman" w:eastAsia="Times New Roman" w:hAnsi="Times New Roman"/>
-          <w:sz w:val="24"/>
+          <w:color w:val="262F37"/>
+          <w:sz w:val="21"/>
           <w:szCs w:val="24"/>
         </w:rPr>
         <w:t xml:space="preserve"> от </w:t>
@@ -624,8 +664,8 @@
           <w:bCs/>
           <w:i w:val="false"/>
           <w:iCs w:val="false"/>
-          <w:color w:val="000000"/>
-          <w:sz w:val="24"/>
+          <w:color w:val="262F37"/>
+          <w:sz w:val="21"/>
           <w:szCs w:val="24"/>
         </w:rPr>
         <w:t xml:space="preserve">{{ДАТА_КС2}}</w:t>
@@ -633,7 +673,8 @@
       <w:r>
         <w:rPr>
           <w:rFonts w:ascii="Times New Roman" w:cs="Times New Roman" w:eastAsia="Times New Roman" w:hAnsi="Times New Roman"/>
-          <w:sz w:val="24"/>
+          <w:color w:val="262F37"/>
+          <w:sz w:val="21"/>
           <w:szCs w:val="24"/>
         </w:rPr>
         <w:t xml:space="preserve"> (справка КС-3 № </w:t>
@@ -645,8 +686,8 @@
           <w:bCs/>
           <w:i w:val="false"/>
           <w:iCs w:val="false"/>
-          <w:color w:val="000000"/>
-          <w:sz w:val="24"/>
+          <w:color w:val="262F37"/>
+          <w:sz w:val="21"/>
           <w:szCs w:val="24"/>
         </w:rPr>
         <w:t xml:space="preserve">{{НОМЕР_КС3}}</w:t>
@@ -654,7 +695,8 @@
       <w:r>
         <w:rPr>
           <w:rFonts w:ascii="Times New Roman" w:cs="Times New Roman" w:eastAsia="Times New Roman" w:hAnsi="Times New Roman"/>
-          <w:sz w:val="24"/>
+          <w:color w:val="262F37"/>
+          <w:sz w:val="21"/>
           <w:szCs w:val="24"/>
         </w:rPr>
         <w:t xml:space="preserve"> от </w:t>
@@ -666,8 +708,8 @@
           <w:bCs/>
           <w:i w:val="false"/>
           <w:iCs w:val="false"/>
-          <w:color w:val="000000"/>
-          <w:sz w:val="24"/>
+          <w:color w:val="262F37"/>
+          <w:sz w:val="21"/>
           <w:szCs w:val="24"/>
         </w:rPr>
         <w:t xml:space="preserve">{{ДАТА_КС3}}</w:t>
@@ -675,7 +717,8 @@
       <w:r>
         <w:rPr>
           <w:rFonts w:ascii="Times New Roman" w:cs="Times New Roman" w:eastAsia="Times New Roman" w:hAnsi="Times New Roman"/>
-          <w:sz w:val="24"/>
+          <w:color w:val="262F37"/>
+          <w:sz w:val="21"/>
           <w:szCs w:val="24"/>
         </w:rPr>
         <w:t xml:space="preserve">) на сумму </w:t>
@@ -687,8 +730,8 @@
           <w:bCs/>
           <w:i w:val="false"/>
           <w:iCs w:val="false"/>
-          <w:color w:val="000000"/>
-          <w:sz w:val="24"/>
+          <w:color w:val="262F37"/>
+          <w:sz w:val="21"/>
           <w:szCs w:val="24"/>
         </w:rPr>
         <w:t xml:space="preserve">{{СУММА_ПО_АКТУ}}</w:t>
@@ -696,7 +739,8 @@
       <w:r>
         <w:rPr>
           <w:rFonts w:ascii="Times New Roman" w:cs="Times New Roman" w:eastAsia="Times New Roman" w:hAnsi="Times New Roman"/>
-          <w:sz w:val="24"/>
+          <w:color w:val="262F37"/>
+          <w:sz w:val="21"/>
           <w:szCs w:val="24"/>
         </w:rPr>
         <w:t xml:space="preserve">.</w:t>
@@ -704,12 +748,13 @@
     </w:p>
     <w:p>
       <w:pPr>
-        <w:spacing w:after="140" w:line="276"/>
-      </w:pPr>
-      <w:r>
-        <w:rPr>
-          <w:rFonts w:ascii="Times New Roman" w:cs="Times New Roman" w:eastAsia="Times New Roman" w:hAnsi="Times New Roman"/>
-          <w:sz w:val="24"/>
+        <w:spacing w:after="60" w:line="276"/>
+      </w:pPr>
+      <w:r>
+        <w:rPr>
+          <w:rFonts w:ascii="Times New Roman" w:cs="Times New Roman" w:eastAsia="Times New Roman" w:hAnsi="Times New Roman"/>
+          <w:color w:val="262F37"/>
+          <w:sz w:val="21"/>
           <w:szCs w:val="24"/>
         </w:rPr>
         <w:t xml:space="preserve">Срок оплаты, установленный п. </w:t>
@@ -721,8 +766,8 @@
           <w:bCs/>
           <w:i w:val="false"/>
           <w:iCs w:val="false"/>
-          <w:color w:val="000000"/>
-          <w:sz w:val="24"/>
+          <w:color w:val="262F37"/>
+          <w:sz w:val="21"/>
           <w:szCs w:val="24"/>
         </w:rPr>
         <w:t xml:space="preserve">{{ПУНКТ_ДОГОВОРА_ОБ_ОПЛАТЕ}}</w:t>
@@ -730,7 +775,8 @@
       <w:r>
         <w:rPr>
           <w:rFonts w:ascii="Times New Roman" w:cs="Times New Roman" w:eastAsia="Times New Roman" w:hAnsi="Times New Roman"/>
-          <w:sz w:val="24"/>
+          <w:color w:val="262F37"/>
+          <w:sz w:val="21"/>
           <w:szCs w:val="24"/>
         </w:rPr>
         <w:t xml:space="preserve"> договора (</w:t>
@@ -742,8 +788,8 @@
           <w:bCs/>
           <w:i w:val="false"/>
           <w:iCs w:val="false"/>
-          <w:color w:val="000000"/>
-          <w:sz w:val="24"/>
+          <w:color w:val="262F37"/>
+          <w:sz w:val="21"/>
           <w:szCs w:val="24"/>
         </w:rPr>
         <w:t xml:space="preserve">{{СРОК_ОПЛАТЫ_ПО_ДОГОВОРУ}}</w:t>
@@ -751,7 +797,8 @@
       <w:r>
         <w:rPr>
           <w:rFonts w:ascii="Times New Roman" w:cs="Times New Roman" w:eastAsia="Times New Roman" w:hAnsi="Times New Roman"/>
-          <w:sz w:val="24"/>
+          <w:color w:val="262F37"/>
+          <w:sz w:val="21"/>
           <w:szCs w:val="24"/>
         </w:rPr>
         <w:t xml:space="preserve">), истёк. По состоянию на </w:t>
@@ -763,8 +810,8 @@
           <w:bCs/>
           <w:i w:val="false"/>
           <w:iCs w:val="false"/>
-          <w:color w:val="000000"/>
-          <w:sz w:val="24"/>
+          <w:color w:val="262F37"/>
+          <w:sz w:val="21"/>
           <w:szCs w:val="24"/>
         </w:rPr>
         <w:t xml:space="preserve">{{ДАТА_ДОКУМЕНТА}}</w:t>
@@ -772,7 +819,8 @@
       <w:r>
         <w:rPr>
           <w:rFonts w:ascii="Times New Roman" w:cs="Times New Roman" w:eastAsia="Times New Roman" w:hAnsi="Times New Roman"/>
-          <w:sz w:val="24"/>
+          <w:color w:val="262F37"/>
+          <w:sz w:val="21"/>
           <w:szCs w:val="24"/>
         </w:rPr>
         <w:t xml:space="preserve"> оплата в размере </w:t>
@@ -784,8 +832,8 @@
           <w:bCs/>
           <w:i w:val="false"/>
           <w:iCs w:val="false"/>
-          <w:color w:val="000000"/>
-          <w:sz w:val="24"/>
+          <w:color w:val="262F37"/>
+          <w:sz w:val="21"/>
           <w:szCs w:val="24"/>
         </w:rPr>
         <w:t xml:space="preserve">{{СУММА_ДОЛГА}}</w:t>
@@ -793,7 +841,8 @@
       <w:r>
         <w:rPr>
           <w:rFonts w:ascii="Times New Roman" w:cs="Times New Roman" w:eastAsia="Times New Roman" w:hAnsi="Times New Roman"/>
-          <w:sz w:val="24"/>
+          <w:color w:val="262F37"/>
+          <w:sz w:val="21"/>
           <w:szCs w:val="24"/>
         </w:rPr>
         <w:t xml:space="preserve"> на наш расчётный счёт не поступила.</w:t>
@@ -801,12 +850,13 @@
     </w:p>
     <w:p>
       <w:pPr>
-        <w:spacing w:after="140" w:line="276"/>
-      </w:pPr>
-      <w:r>
-        <w:rPr>
-          <w:rFonts w:ascii="Times New Roman" w:cs="Times New Roman" w:eastAsia="Times New Roman" w:hAnsi="Times New Roman"/>
-          <w:sz w:val="24"/>
+        <w:spacing w:after="60" w:line="276"/>
+      </w:pPr>
+      <w:r>
+        <w:rPr>
+          <w:rFonts w:ascii="Times New Roman" w:cs="Times New Roman" w:eastAsia="Times New Roman" w:hAnsi="Times New Roman"/>
+          <w:color w:val="262F37"/>
+          <w:sz w:val="21"/>
           <w:szCs w:val="24"/>
         </w:rPr>
         <w:t xml:space="preserve">Просим:</w:t>
@@ -814,12 +864,13 @@
     </w:p>
     <w:p>
       <w:pPr>
-        <w:spacing w:after="40" w:line="276"/>
-      </w:pPr>
-      <w:r>
-        <w:rPr>
-          <w:rFonts w:ascii="Times New Roman" w:cs="Times New Roman" w:eastAsia="Times New Roman" w:hAnsi="Times New Roman"/>
-          <w:sz w:val="24"/>
+        <w:spacing w:after="60" w:line="276"/>
+      </w:pPr>
+      <w:r>
+        <w:rPr>
+          <w:rFonts w:ascii="Times New Roman" w:cs="Times New Roman" w:eastAsia="Times New Roman" w:hAnsi="Times New Roman"/>
+          <w:color w:val="262F37"/>
+          <w:sz w:val="21"/>
           <w:szCs w:val="24"/>
         </w:rPr>
         <w:t xml:space="preserve">1) сообщить причину задержки и планируемую дату оплаты в срок до </w:t>
@@ -831,8 +882,8 @@
           <w:bCs/>
           <w:i w:val="false"/>
           <w:iCs w:val="false"/>
-          <w:color w:val="000000"/>
-          <w:sz w:val="24"/>
+          <w:color w:val="262F37"/>
+          <w:sz w:val="21"/>
           <w:szCs w:val="24"/>
         </w:rPr>
         <w:t xml:space="preserve">{{СРОК_ИСПОЛНЕНИЯ_ТРЕБОВАНИЯ}}</w:t>
@@ -840,7 +891,8 @@
       <w:r>
         <w:rPr>
           <w:rFonts w:ascii="Times New Roman" w:cs="Times New Roman" w:eastAsia="Times New Roman" w:hAnsi="Times New Roman"/>
-          <w:sz w:val="24"/>
+          <w:color w:val="262F37"/>
+          <w:sz w:val="21"/>
           <w:szCs w:val="24"/>
         </w:rPr>
         <w:t xml:space="preserve">;</w:t>
@@ -848,12 +900,13 @@
     </w:p>
     <w:p>
       <w:pPr>
-        <w:spacing w:after="140" w:line="276"/>
-      </w:pPr>
-      <w:r>
-        <w:rPr>
-          <w:rFonts w:ascii="Times New Roman" w:cs="Times New Roman" w:eastAsia="Times New Roman" w:hAnsi="Times New Roman"/>
-          <w:sz w:val="24"/>
+        <w:spacing w:after="60" w:line="276"/>
+      </w:pPr>
+      <w:r>
+        <w:rPr>
+          <w:rFonts w:ascii="Times New Roman" w:cs="Times New Roman" w:eastAsia="Times New Roman" w:hAnsi="Times New Roman"/>
+          <w:color w:val="262F37"/>
+          <w:sz w:val="21"/>
           <w:szCs w:val="24"/>
         </w:rPr>
         <w:t xml:space="preserve">2) произвести оплату задолженности в размере </w:t>
@@ -865,8 +918,8 @@
           <w:bCs/>
           <w:i w:val="false"/>
           <w:iCs w:val="false"/>
-          <w:color w:val="000000"/>
-          <w:sz w:val="24"/>
+          <w:color w:val="262F37"/>
+          <w:sz w:val="21"/>
           <w:szCs w:val="24"/>
         </w:rPr>
         <w:t xml:space="preserve">{{СУММА_ДОЛГА}}</w:t>
@@ -874,7 +927,8 @@
       <w:r>
         <w:rPr>
           <w:rFonts w:ascii="Times New Roman" w:cs="Times New Roman" w:eastAsia="Times New Roman" w:hAnsi="Times New Roman"/>
-          <w:sz w:val="24"/>
+          <w:color w:val="262F37"/>
+          <w:sz w:val="21"/>
           <w:szCs w:val="24"/>
         </w:rPr>
         <w:t xml:space="preserve"> в тот же срок — до </w:t>
@@ -886,8 +940,8 @@
           <w:bCs/>
           <w:i w:val="false"/>
           <w:iCs w:val="false"/>
-          <w:color w:val="000000"/>
-          <w:sz w:val="24"/>
+          <w:color w:val="262F37"/>
+          <w:sz w:val="21"/>
           <w:szCs w:val="24"/>
         </w:rPr>
         <w:t xml:space="preserve">{{СРОК_ИСПОЛНЕНИЯ_ТРЕБОВАНИЯ}}</w:t>
@@ -895,7 +949,8 @@
       <w:r>
         <w:rPr>
           <w:rFonts w:ascii="Times New Roman" w:cs="Times New Roman" w:eastAsia="Times New Roman" w:hAnsi="Times New Roman"/>
-          <w:sz w:val="24"/>
+          <w:color w:val="262F37"/>
+          <w:sz w:val="21"/>
           <w:szCs w:val="24"/>
         </w:rPr>
         <w:t xml:space="preserve"> — по реквизитам: </w:t>
@@ -907,8 +962,8 @@
           <w:bCs/>
           <w:i w:val="false"/>
           <w:iCs w:val="false"/>
-          <w:color w:val="000000"/>
-          <w:sz w:val="24"/>
+          <w:color w:val="262F37"/>
+          <w:sz w:val="21"/>
           <w:szCs w:val="24"/>
         </w:rPr>
         <w:t xml:space="preserve">{{БАНКОВСКИЕ_РЕКВИЗИТЫ_ПОДРЯДЧИКА}}</w:t>
@@ -916,7 +971,8 @@
       <w:r>
         <w:rPr>
           <w:rFonts w:ascii="Times New Roman" w:cs="Times New Roman" w:eastAsia="Times New Roman" w:hAnsi="Times New Roman"/>
-          <w:sz w:val="24"/>
+          <w:color w:val="262F37"/>
+          <w:sz w:val="21"/>
           <w:szCs w:val="24"/>
         </w:rPr>
         <w:t xml:space="preserve">.</w:t>
@@ -924,12 +980,13 @@
     </w:p>
     <w:p>
       <w:pPr>
-        <w:spacing w:after="140" w:line="276"/>
-      </w:pPr>
-      <w:r>
-        <w:rPr>
-          <w:rFonts w:ascii="Times New Roman" w:cs="Times New Roman" w:eastAsia="Times New Roman" w:hAnsi="Times New Roman"/>
-          <w:sz w:val="24"/>
+        <w:spacing w:after="60" w:line="276"/>
+      </w:pPr>
+      <w:r>
+        <w:rPr>
+          <w:rFonts w:ascii="Times New Roman" w:cs="Times New Roman" w:eastAsia="Times New Roman" w:hAnsi="Times New Roman"/>
+          <w:color w:val="262F37"/>
+          <w:sz w:val="21"/>
           <w:szCs w:val="24"/>
         </w:rPr>
         <w:t xml:space="preserve">Если оплата уже произведена, просим направить копию платёжного поручения.</w:t>
@@ -937,12 +994,13 @@
     </w:p>
     <w:p>
       <w:pPr>
-        <w:spacing w:after="140" w:line="276"/>
-      </w:pPr>
-      <w:r>
-        <w:rPr>
-          <w:rFonts w:ascii="Times New Roman" w:cs="Times New Roman" w:eastAsia="Times New Roman" w:hAnsi="Times New Roman"/>
-          <w:sz w:val="24"/>
+        <w:spacing w:after="60" w:line="276"/>
+      </w:pPr>
+      <w:r>
+        <w:rPr>
+          <w:rFonts w:ascii="Times New Roman" w:cs="Times New Roman" w:eastAsia="Times New Roman" w:hAnsi="Times New Roman"/>
+          <w:color w:val="262F37"/>
+          <w:sz w:val="21"/>
           <w:szCs w:val="24"/>
         </w:rPr>
         <w:t xml:space="preserve">Обращаем внимание, что с </w:t>
@@ -954,8 +1012,8 @@
           <w:bCs/>
           <w:i w:val="false"/>
           <w:iCs w:val="false"/>
-          <w:color w:val="000000"/>
-          <w:sz w:val="24"/>
+          <w:color w:val="262F37"/>
+          <w:sz w:val="21"/>
           <w:szCs w:val="24"/>
         </w:rPr>
         <w:t xml:space="preserve">{{ДАТА_НАЧАЛА_ПРОСРОЧКИ}}</w:t>
@@ -963,7 +1021,8 @@
       <w:r>
         <w:rPr>
           <w:rFonts w:ascii="Times New Roman" w:cs="Times New Roman" w:eastAsia="Times New Roman" w:hAnsi="Times New Roman"/>
-          <w:sz w:val="24"/>
+          <w:color w:val="262F37"/>
+          <w:sz w:val="21"/>
           <w:szCs w:val="24"/>
         </w:rPr>
         <w:t xml:space="preserve"> на сумму задолженности начисляются проценты в соответствии со ст. 395 Гражданского кодекса РФ </w:t>
@@ -975,8 +1034,8 @@
           <w:bCs w:val="false"/>
           <w:i/>
           <w:iCs/>
-          <w:color w:val="595959"/>
-          <w:sz w:val="24"/>
+          <w:color w:val="262F37"/>
+          <w:sz w:val="21"/>
           <w:szCs w:val="24"/>
         </w:rPr>
         <w:t xml:space="preserve">[либо неустойка по п. {{ПУНКТ_ДОГОВОРА_О_НЕУСТОЙКЕ}} договора]</w:t>
@@ -984,7 +1043,8 @@
       <w:r>
         <w:rPr>
           <w:rFonts w:ascii="Times New Roman" w:cs="Times New Roman" w:eastAsia="Times New Roman" w:hAnsi="Times New Roman"/>
-          <w:sz w:val="24"/>
+          <w:color w:val="262F37"/>
+          <w:sz w:val="21"/>
           <w:szCs w:val="24"/>
         </w:rPr>
         <w:t xml:space="preserve">. Мы рассчитываем урегулировать вопрос в рабочем порядке. Настоящее письмо не является отказом от начисленных процентов (неустойки) и их начисление не прекращает.</w:t>
@@ -992,12 +1052,13 @@
     </w:p>
     <w:p>
       <w:pPr>
-        <w:spacing w:after="300" w:line="276"/>
-      </w:pPr>
-      <w:r>
-        <w:rPr>
-          <w:rFonts w:ascii="Times New Roman" w:cs="Times New Roman" w:eastAsia="Times New Roman" w:hAnsi="Times New Roman"/>
-          <w:sz w:val="24"/>
+        <w:spacing w:after="60" w:line="276"/>
+      </w:pPr>
+      <w:r>
+        <w:rPr>
+          <w:rFonts w:ascii="Times New Roman" w:cs="Times New Roman" w:eastAsia="Times New Roman" w:hAnsi="Times New Roman"/>
+          <w:color w:val="262F37"/>
+          <w:sz w:val="21"/>
           <w:szCs w:val="24"/>
         </w:rPr>
         <w:t xml:space="preserve">В случае неисполнения настоящего требования в указанный срок мы будем вынуждены обратиться в арбитражный суд с требованием о взыскании задолженности, процентов </w:t>
@@ -1009,85 +1070,90 @@
           <w:bCs w:val="false"/>
           <w:i/>
           <w:iCs/>
-          <w:color w:val="595959"/>
+          <w:color w:val="262F37"/>
+          <w:sz w:val="21"/>
+          <w:szCs w:val="24"/>
+        </w:rPr>
+        <w:t xml:space="preserve">[либо неустойки по п. {{ПУНКТ_ДОГОВОРА_О_НЕУСТОЙКЕ}} договора]</w:t>
+      </w:r>
+      <w:r>
+        <w:rPr>
+          <w:rFonts w:ascii="Times New Roman" w:cs="Times New Roman" w:eastAsia="Times New Roman" w:hAnsi="Times New Roman"/>
+          <w:color w:val="262F37"/>
+          <w:sz w:val="21"/>
+          <w:szCs w:val="24"/>
+        </w:rPr>
+        <w:t xml:space="preserve"> и судебных расходов.</w:t>
+      </w:r>
+    </w:p>
+    <w:p>
+      <w:pPr>
+        <w:spacing w:after="60" w:line="276"/>
+      </w:pPr>
+      <w:r>
+        <w:rPr>
+          <w:rFonts w:ascii="Times New Roman" w:cs="Times New Roman" w:eastAsia="Times New Roman" w:hAnsi="Times New Roman"/>
+          <w:b/>
+          <w:bCs/>
+          <w:i w:val="false"/>
+          <w:iCs w:val="false"/>
+          <w:color w:val="262F37"/>
+          <w:sz w:val="21"/>
+          <w:szCs w:val="24"/>
+        </w:rPr>
+        <w:t xml:space="preserve">{{ДОЛЖНОСТЬ_ПОДПИСАНТА}}</w:t>
+      </w:r>
+    </w:p>
+    <w:p>
+      <w:pPr>
+        <w:spacing w:after="60" w:line="276"/>
+      </w:pPr>
+      <w:r>
+        <w:rPr>
+          <w:rFonts w:ascii="Times New Roman" w:cs="Times New Roman" w:eastAsia="Times New Roman" w:hAnsi="Times New Roman"/>
+          <w:color w:val="262F37"/>
+          <w:sz w:val="21"/>
+          <w:szCs w:val="24"/>
+        </w:rPr>
+        <w:t xml:space="preserve">_________________ / </w:t>
+      </w:r>
+      <w:r>
+        <w:rPr>
+          <w:rFonts w:ascii="Times New Roman" w:cs="Times New Roman" w:eastAsia="Times New Roman" w:hAnsi="Times New Roman"/>
+          <w:b/>
+          <w:bCs/>
+          <w:i w:val="false"/>
+          <w:iCs w:val="false"/>
+          <w:color w:val="262F37"/>
+          <w:sz w:val="21"/>
+          <w:szCs w:val="24"/>
+        </w:rPr>
+        <w:t xml:space="preserve">{{ФИО_ПОДПИСАНТА}}</w:t>
+      </w:r>
+      <w:r>
+        <w:rPr>
+          <w:rFonts w:ascii="Times New Roman" w:cs="Times New Roman" w:eastAsia="Times New Roman" w:hAnsi="Times New Roman"/>
+          <w:color w:val="262F37"/>
+          <w:sz w:val="21"/>
+          <w:szCs w:val="24"/>
+        </w:rPr>
+        <w:t xml:space="preserve"> /</w:t>
+      </w:r>
+    </w:p>
+    <w:p>
+      <w:pPr>
+        <w:pStyle w:val="Heading1"/>
+        <w:keepNext/>
+        <w:pageBreakBefore/>
+        <w:spacing w:after="80" w:before="160"/>
+      </w:pPr>
+      <w:r>
+        <w:rPr>
+          <w:rFonts w:ascii="Times New Roman" w:cs="Times New Roman" w:eastAsia="Times New Roman" w:hAnsi="Times New Roman"/>
+          <w:b/>
+          <w:bCs/>
+          <w:color w:val="8E6F32"/>
           <w:sz w:val="24"/>
-          <w:szCs w:val="24"/>
-        </w:rPr>
-        <w:t xml:space="preserve">[либо неустойки по п. {{ПУНКТ_ДОГОВОРА_О_НЕУСТОЙКЕ}} договора]</w:t>
-      </w:r>
-      <w:r>
-        <w:rPr>
-          <w:rFonts w:ascii="Times New Roman" w:cs="Times New Roman" w:eastAsia="Times New Roman" w:hAnsi="Times New Roman"/>
-          <w:sz w:val="24"/>
-          <w:szCs w:val="24"/>
-        </w:rPr>
-        <w:t xml:space="preserve"> и судебных расходов.</w:t>
-      </w:r>
-    </w:p>
-    <w:p>
-      <w:pPr>
-        <w:spacing w:after="200" w:line="276"/>
-      </w:pPr>
-      <w:r>
-        <w:rPr>
-          <w:rFonts w:ascii="Times New Roman" w:cs="Times New Roman" w:eastAsia="Times New Roman" w:hAnsi="Times New Roman"/>
-          <w:b/>
-          <w:bCs/>
-          <w:i w:val="false"/>
-          <w:iCs w:val="false"/>
-          <w:color w:val="000000"/>
-          <w:sz w:val="24"/>
-          <w:szCs w:val="24"/>
-        </w:rPr>
-        <w:t xml:space="preserve">{{ДОЛЖНОСТЬ_ПОДПИСАНТА}}</w:t>
-      </w:r>
-    </w:p>
-    <w:p>
-      <w:pPr>
-        <w:spacing w:after="140" w:line="276"/>
-      </w:pPr>
-      <w:r>
-        <w:rPr>
-          <w:rFonts w:ascii="Times New Roman" w:cs="Times New Roman" w:eastAsia="Times New Roman" w:hAnsi="Times New Roman"/>
-          <w:sz w:val="24"/>
-          <w:szCs w:val="24"/>
-        </w:rPr>
-        <w:t xml:space="preserve">_________________ / </w:t>
-      </w:r>
-      <w:r>
-        <w:rPr>
-          <w:rFonts w:ascii="Times New Roman" w:cs="Times New Roman" w:eastAsia="Times New Roman" w:hAnsi="Times New Roman"/>
-          <w:b/>
-          <w:bCs/>
-          <w:i w:val="false"/>
-          <w:iCs w:val="false"/>
-          <w:color w:val="000000"/>
-          <w:sz w:val="24"/>
-          <w:szCs w:val="24"/>
-        </w:rPr>
-        <w:t xml:space="preserve">{{ФИО_ПОДПИСАНТА}}</w:t>
-      </w:r>
-      <w:r>
-        <w:rPr>
-          <w:rFonts w:ascii="Times New Roman" w:cs="Times New Roman" w:eastAsia="Times New Roman" w:hAnsi="Times New Roman"/>
-          <w:sz w:val="24"/>
-          <w:szCs w:val="24"/>
-        </w:rPr>
-        <w:t xml:space="preserve"> /</w:t>
-      </w:r>
-    </w:p>
-    <w:p>
-      <w:pPr>
-        <w:pStyle w:val="Heading1"/>
-        <w:pageBreakBefore/>
-        <w:spacing w:after="200" w:before="240"/>
-      </w:pPr>
-      <w:r>
-        <w:rPr>
-          <w:rFonts w:ascii="Times New Roman" w:cs="Times New Roman" w:eastAsia="Times New Roman" w:hAnsi="Times New Roman"/>
-          <w:b/>
-          <w:bCs/>
-          <w:sz w:val="32"/>
           <w:szCs w:val="32"/>
         </w:rPr>
         <w:t xml:space="preserve">Как заполнять и отправлять</w:t>
@@ -1097,14 +1163,15 @@
       <w:pPr>
         <w:pStyle w:val="Heading2"/>
         <w:keepNext/>
-        <w:spacing w:after="120" w:before="260"/>
-      </w:pPr>
-      <w:r>
-        <w:rPr>
-          <w:rFonts w:ascii="Times New Roman" w:cs="Times New Roman" w:eastAsia="Times New Roman" w:hAnsi="Times New Roman"/>
-          <w:b/>
-          <w:bCs/>
-          <w:sz w:val="26"/>
+        <w:spacing w:after="80" w:before="160"/>
+      </w:pPr>
+      <w:r>
+        <w:rPr>
+          <w:rFonts w:ascii="Times New Roman" w:cs="Times New Roman" w:eastAsia="Times New Roman" w:hAnsi="Times New Roman"/>
+          <w:b/>
+          <w:bCs/>
+          <w:color w:val="8E6F32"/>
+          <w:sz w:val="24"/>
           <w:szCs w:val="26"/>
         </w:rPr>
         <w:t xml:space="preserve">Проценты или договорная неустойка</w:t>
@@ -1112,12 +1179,13 @@
     </w:p>
     <w:p>
       <w:pPr>
-        <w:spacing w:after="120" w:line="276"/>
-      </w:pPr>
-      <w:r>
-        <w:rPr>
-          <w:rFonts w:ascii="Times New Roman" w:cs="Times New Roman" w:eastAsia="Times New Roman" w:hAnsi="Times New Roman"/>
-          <w:sz w:val="24"/>
+        <w:spacing w:after="60" w:line="276"/>
+      </w:pPr>
+      <w:r>
+        <w:rPr>
+          <w:rFonts w:ascii="Times New Roman" w:cs="Times New Roman" w:eastAsia="Times New Roman" w:hAnsi="Times New Roman"/>
+          <w:color w:val="262F37"/>
+          <w:sz w:val="21"/>
           <w:szCs w:val="24"/>
         </w:rPr>
         <w:t xml:space="preserve">Выберите одно требование по условиям договора: проценты по ст. 395 ГК РФ либо договорную неустойку. В абзаце о начислении и в предупреждении об обращении в суд оставьте одну и ту же ветку; удалите текст другой ветки и пояснения в скобках. При выборе процентов замените слова «процентов (неустойки)» на «процентов». При выборе неустойки абзац, начинающийся словами «Обращаем внимание, что с», замените целиком: «Обращаем внимание, что с </w:t>
@@ -1129,8 +1197,8 @@
           <w:bCs/>
           <w:i w:val="false"/>
           <w:iCs w:val="false"/>
-          <w:color w:val="000000"/>
-          <w:sz w:val="24"/>
+          <w:color w:val="262F37"/>
+          <w:sz w:val="21"/>
           <w:szCs w:val="24"/>
         </w:rPr>
         <w:t xml:space="preserve">{{ДАТА_НАЧАЛА_ПРОСРОЧКИ}}</w:t>
@@ -1138,7 +1206,8 @@
       <w:r>
         <w:rPr>
           <w:rFonts w:ascii="Times New Roman" w:cs="Times New Roman" w:eastAsia="Times New Roman" w:hAnsi="Times New Roman"/>
-          <w:sz w:val="24"/>
+          <w:color w:val="262F37"/>
+          <w:sz w:val="21"/>
           <w:szCs w:val="24"/>
         </w:rPr>
         <w:t xml:space="preserve"> на сумму задолженности начисляется неустойка по п. </w:t>
@@ -1150,8 +1219,8 @@
           <w:bCs/>
           <w:i w:val="false"/>
           <w:iCs w:val="false"/>
-          <w:color w:val="000000"/>
-          <w:sz w:val="24"/>
+          <w:color w:val="262F37"/>
+          <w:sz w:val="21"/>
           <w:szCs w:val="24"/>
         </w:rPr>
         <w:t xml:space="preserve">{{ПУНКТ_ДОГОВОРА_О_НЕУСТОЙКЕ}}</w:t>
@@ -1159,7 +1228,8 @@
       <w:r>
         <w:rPr>
           <w:rFonts w:ascii="Times New Roman" w:cs="Times New Roman" w:eastAsia="Times New Roman" w:hAnsi="Times New Roman"/>
-          <w:sz w:val="24"/>
+          <w:color w:val="262F37"/>
+          <w:sz w:val="21"/>
           <w:szCs w:val="24"/>
         </w:rPr>
         <w:t xml:space="preserve"> договора. Мы рассчитываем урегулировать вопрос в рабочем порядке. Настоящее письмо не является отказом от начисленной неустойки и её начисление не прекращает.» При выборе неустойки проверьте дату начала и порядок её начисления по договору: они могут отличаться от расчёта процентов по ст. 395 ГК РФ. Одновременное взыскание по умолчанию не предполагается: правило п. 4 ст. 395 ГК РФ и условия договора нужно проверить до отправки.</w:t>
@@ -1169,14 +1239,15 @@
       <w:pPr>
         <w:pStyle w:val="Heading2"/>
         <w:keepNext/>
-        <w:spacing w:after="120" w:before="260"/>
-      </w:pPr>
-      <w:r>
-        <w:rPr>
-          <w:rFonts w:ascii="Times New Roman" w:cs="Times New Roman" w:eastAsia="Times New Roman" w:hAnsi="Times New Roman"/>
-          <w:b/>
-          <w:bCs/>
-          <w:sz w:val="26"/>
+        <w:spacing w:after="80" w:before="160"/>
+      </w:pPr>
+      <w:r>
+        <w:rPr>
+          <w:rFonts w:ascii="Times New Roman" w:cs="Times New Roman" w:eastAsia="Times New Roman" w:hAnsi="Times New Roman"/>
+          <w:b/>
+          <w:bCs/>
+          <w:color w:val="8E6F32"/>
+          <w:sz w:val="24"/>
           <w:szCs w:val="26"/>
         </w:rPr>
         <w:t xml:space="preserve">Отправка</w:t>
@@ -1184,12 +1255,13 @@
     </w:p>
     <w:p>
       <w:pPr>
-        <w:spacing w:after="120" w:line="276"/>
-      </w:pPr>
-      <w:r>
-        <w:rPr>
-          <w:rFonts w:ascii="Times New Roman" w:cs="Times New Roman" w:eastAsia="Times New Roman" w:hAnsi="Times New Roman"/>
-          <w:sz w:val="24"/>
+        <w:spacing w:after="60" w:line="276"/>
+      </w:pPr>
+      <w:r>
+        <w:rPr>
+          <w:rFonts w:ascii="Times New Roman" w:cs="Times New Roman" w:eastAsia="Times New Roman" w:hAnsi="Times New Roman"/>
+          <w:color w:val="262F37"/>
+          <w:sz w:val="21"/>
           <w:szCs w:val="24"/>
         </w:rPr>
         <w:t xml:space="preserve">Отправляйте так же, как претензию: почтой с описью вложения и уведомлением о вручении, дополнительно — каналом, которым стороны реально обмениваются документами (ЭДО или почта из договора). Опись здесь не «не помешает», а нужна: она доказывает, что направлено было именно это требование. Опись и трек-номер сохраните.</w:t>
@@ -1197,12 +1269,13 @@
     </w:p>
     <w:p>
       <w:pPr>
-        <w:spacing w:after="120" w:line="276"/>
-      </w:pPr>
-      <w:r>
-        <w:rPr>
-          <w:rFonts w:ascii="Times New Roman" w:cs="Times New Roman" w:eastAsia="Times New Roman" w:hAnsi="Times New Roman"/>
-          <w:sz w:val="24"/>
+        <w:spacing w:after="60" w:line="276"/>
+      </w:pPr>
+      <w:r>
+        <w:rPr>
+          <w:rFonts w:ascii="Times New Roman" w:cs="Times New Roman" w:eastAsia="Times New Roman" w:hAnsi="Times New Roman"/>
+          <w:color w:val="262F37"/>
+          <w:sz w:val="21"/>
           <w:szCs w:val="24"/>
         </w:rPr>
         <w:t xml:space="preserve">В описи укажите название из шапки: «Требование (претензия) об оплате задолженности».</w:t>
@@ -1212,14 +1285,15 @@
       <w:pPr>
         <w:pStyle w:val="Heading2"/>
         <w:keepNext/>
-        <w:spacing w:after="120" w:before="260"/>
-      </w:pPr>
-      <w:r>
-        <w:rPr>
-          <w:rFonts w:ascii="Times New Roman" w:cs="Times New Roman" w:eastAsia="Times New Roman" w:hAnsi="Times New Roman"/>
-          <w:b/>
-          <w:bCs/>
-          <w:sz w:val="26"/>
+        <w:spacing w:after="80" w:before="160"/>
+      </w:pPr>
+      <w:r>
+        <w:rPr>
+          <w:rFonts w:ascii="Times New Roman" w:cs="Times New Roman" w:eastAsia="Times New Roman" w:hAnsi="Times New Roman"/>
+          <w:b/>
+          <w:bCs/>
+          <w:color w:val="8E6F32"/>
+          <w:sz w:val="24"/>
           <w:szCs w:val="26"/>
         </w:rPr>
         <w:t xml:space="preserve">Следующий шаг</w:t>
@@ -1227,12 +1301,13 @@
     </w:p>
     <w:p>
       <w:pPr>
-        <w:spacing w:after="120" w:line="276"/>
-      </w:pPr>
-      <w:r>
-        <w:rPr>
-          <w:rFonts w:ascii="Times New Roman" w:cs="Times New Roman" w:eastAsia="Times New Roman" w:hAnsi="Times New Roman"/>
-          <w:sz w:val="24"/>
+        <w:spacing w:after="60" w:line="276"/>
+      </w:pPr>
+      <w:r>
+        <w:rPr>
+          <w:rFonts w:ascii="Times New Roman" w:cs="Times New Roman" w:eastAsia="Times New Roman" w:hAnsi="Times New Roman"/>
+          <w:color w:val="262F37"/>
+          <w:sz w:val="21"/>
           <w:szCs w:val="24"/>
         </w:rPr>
         <w:t xml:space="preserve">Если в назначенный срок нет ни ответа, ни денег, возможны два хода, и выбор между ними ваш.</w:t>
@@ -1245,12 +1320,13 @@
           <w:ilvl w:val="0"/>
           <w:numId w:val="2"/>
         </w:numPr>
-        <w:spacing w:after="80" w:line="276"/>
-      </w:pPr>
-      <w:r>
-        <w:rPr>
-          <w:rFonts w:ascii="Times New Roman" w:cs="Times New Roman" w:eastAsia="Times New Roman" w:hAnsi="Times New Roman"/>
-          <w:sz w:val="24"/>
+        <w:spacing w:after="60" w:line="276"/>
+      </w:pPr>
+      <w:r>
+        <w:rPr>
+          <w:rFonts w:ascii="Times New Roman" w:cs="Times New Roman" w:eastAsia="Times New Roman" w:hAnsi="Times New Roman"/>
+          <w:color w:val="262F37"/>
+          <w:sz w:val="21"/>
           <w:szCs w:val="24"/>
         </w:rPr>
         <w:t xml:space="preserve">Направить развёрнутую претензию из этого же комплекта — она подробнее излагает основание и идёт с расчётом процентов. Это не обязательный повтор пройденного: второе письмо усиливает позицию и снимает спор о том, был ли досудебный порядок соблюдён.</w:t>
@@ -1263,12 +1339,13 @@
           <w:ilvl w:val="0"/>
           <w:numId w:val="2"/>
         </w:numPr>
-        <w:spacing w:after="80" w:line="276"/>
-      </w:pPr>
-      <w:r>
-        <w:rPr>
-          <w:rFonts w:ascii="Times New Roman" w:cs="Times New Roman" w:eastAsia="Times New Roman" w:hAnsi="Times New Roman"/>
-          <w:sz w:val="24"/>
+        <w:spacing w:after="60" w:line="276"/>
+      </w:pPr>
+      <w:r>
+        <w:rPr>
+          <w:rFonts w:ascii="Times New Roman" w:cs="Times New Roman" w:eastAsia="Times New Roman" w:hAnsi="Times New Roman"/>
+          <w:color w:val="262F37"/>
+          <w:sz w:val="21"/>
           <w:szCs w:val="24"/>
         </w:rPr>
         <w:t xml:space="preserve">Готовить иск на основе этого письма как досудебного требования. Подать иск можно только после истечения применимого срока досудебного урегулирования, установленного законом или договором. По общему правилу срок идёт со дня направления письма; иной срок и порядок проверяются по закону или договору. До подачи проверьте основание, длительность, начало и окончание ожидания. Истечение назначенного вами срока исполнения требования само по себе не подтверждает соблюдение досудебного порядка.</w:t>
@@ -1276,12 +1353,13 @@
     </w:p>
     <w:p>
       <w:pPr>
-        <w:spacing w:after="120" w:line="276"/>
-      </w:pPr>
-      <w:r>
-        <w:rPr>
-          <w:rFonts w:ascii="Times New Roman" w:cs="Times New Roman" w:eastAsia="Times New Roman" w:hAnsi="Times New Roman"/>
-          <w:sz w:val="24"/>
+        <w:spacing w:after="60" w:line="276"/>
+      </w:pPr>
+      <w:r>
+        <w:rPr>
+          <w:rFonts w:ascii="Times New Roman" w:cs="Times New Roman" w:eastAsia="Times New Roman" w:hAnsi="Times New Roman"/>
+          <w:color w:val="262F37"/>
+          <w:sz w:val="21"/>
           <w:szCs w:val="24"/>
         </w:rPr>
         <w:t xml:space="preserve">Полный порядок и развилки приведены в файле «Алгоритм действий при задержке оплаты». При сомнении направьте развёрнутую претензию с расчётом и сохраните подтверждение её доставки.</w:t>
@@ -1289,7 +1367,7 @@
     </w:p>
     <w:sectPr>
       <w:pgSz w:w="11906" w:h="16838" w:orient="portrait"/>
-      <w:pgMar w:top="1133" w:right="850" w:bottom="1133" w:left="1417" w:header="708" w:footer="708" w:gutter="0"/>
+      <w:pgMar w:top="964" w:right="1020" w:bottom="964" w:left="1020" w:header="708" w:footer="708" w:gutter="0"/>
       <w:pgNumType/>
       <w:docGrid w:linePitch="360"/>
     </w:sectPr>
@@ -1505,8 +1583,14 @@
     <w:basedOn w:val="Normal"/>
     <w:next w:val="Normal"/>
     <w:qFormat/>
+    <w:pPr>
+      <w:spacing w:after="180"/>
+    </w:pPr>
     <w:rPr>
-      <w:sz w:val="56"/>
+      <w:rFonts w:ascii="Times New Roman" w:hAnsi="Times New Roman"/>
+      <w:b/>
+      <w:color w:val="000000"/>
+      <w:sz w:val="34"/>
       <w:szCs w:val="56"/>
     </w:rPr>
   </w:style>
